--- a/대본/8부/09화_Diligence.docx
+++ b/대본/8부/09화_Diligence.docx
@@ -2,7 +2,7 @@
 <file path=word/document.xml><?xml version="1.0" encoding="utf-8"?>
 <w:document xmlns:w="http://schemas.openxmlformats.org/wordprocessingml/2006/main" xmlns:m="http://schemas.openxmlformats.org/officeDocument/2006/math" xmlns:r="http://schemas.openxmlformats.org/officeDocument/2006/relationships" xmlns:o="urn:schemas-microsoft-com:office:office" xmlns:v="urn:schemas-microsoft-com:vml" xmlns:w10="urn:schemas-microsoft-com:office:word" xmlns:a="http://schemas.openxmlformats.org/drawingml/2006/main" xmlns:pic="http://schemas.openxmlformats.org/drawingml/2006/picture" xmlns:wp="http://schemas.openxmlformats.org/drawingml/2006/wordprocessingDrawing">
   <w:body>
-    <w:bookmarkStart w:id="32" w:name="ship-it-8부-9화"/>
+    <w:bookmarkStart w:id="38" w:name="ship-it-8부-9화"/>
     <w:p>
       <w:pPr>
         <w:pStyle w:val="Heading1"/>
@@ -347,257 +347,122 @@
     </w:p>
     <w:p>
       <w:pPr>
-        <w:numPr>
-          <w:ilvl w:val="0"/>
-          <w:numId w:val="1001"/>
-        </w:numPr>
+        <w:pStyle w:val="FirstParagraph"/>
       </w:pPr>
       <w:r>
         <w:t xml:space="preserve">MAYA: Oat latte for me. Black coffee for Noah. And Priya?</w:t>
       </w:r>
-      <w:r>
-        <w:t xml:space="preserve"> </w:t>
-      </w:r>
-      <w:r>
-        <w:t xml:space="preserve">마야: 저는 오트 라테. 노아는 블랙커피. 프리야는요?</w:t>
-      </w:r>
-    </w:p>
-    <w:p>
-      <w:pPr>
-        <w:numPr>
-          <w:ilvl w:val="0"/>
-          <w:numId w:val="1001"/>
-        </w:numPr>
+    </w:p>
+    <w:p>
+      <w:pPr>
+        <w:pStyle w:val="BodyText"/>
       </w:pPr>
       <w:r>
         <w:t xml:space="preserve">PRIYA: Tea. And the folder, please. Before the tea gets cold.</w:t>
       </w:r>
-      <w:r>
-        <w:t xml:space="preserve"> </w:t>
-      </w:r>
-      <w:r>
-        <w:t xml:space="preserve">프리야: 차요. 그리고 폴더 주세요. 차가 식기 전에.</w:t>
-      </w:r>
-    </w:p>
-    <w:p>
-      <w:pPr>
-        <w:numPr>
-          <w:ilvl w:val="0"/>
-          <w:numId w:val="1001"/>
-        </w:numPr>
+    </w:p>
+    <w:p>
+      <w:pPr>
+        <w:pStyle w:val="BodyText"/>
       </w:pPr>
       <w:r>
         <w:t xml:space="preserve">MAYA: Here. Our overall accuracy is ninety-four percent. But that number hides something, and I should have said it on Thursday.</w:t>
       </w:r>
-      <w:r>
-        <w:t xml:space="preserve"> </w:t>
-      </w:r>
-      <w:r>
-        <w:t xml:space="preserve">마야: 여기요. 전체 정확도는 94%예요. 하지만 그 숫자가 뭔가를 감추고 있고, 목요일에 말했어야 했어요.</w:t>
-      </w:r>
-    </w:p>
-    <w:p>
-      <w:pPr>
-        <w:numPr>
-          <w:ilvl w:val="0"/>
-          <w:numId w:val="1001"/>
-        </w:numPr>
+    </w:p>
+    <w:p>
+      <w:pPr>
+        <w:pStyle w:val="BodyText"/>
       </w:pPr>
       <w:r>
         <w:t xml:space="preserve">NOAH: You’re saying it now. Go on.</w:t>
       </w:r>
-      <w:r>
-        <w:t xml:space="preserve"> </w:t>
-      </w:r>
-      <w:r>
-        <w:t xml:space="preserve">노아: 지금 말하고 있잖아요. 계속해요.</w:t>
-      </w:r>
-    </w:p>
-    <w:p>
-      <w:pPr>
-        <w:numPr>
-          <w:ilvl w:val="0"/>
-          <w:numId w:val="1001"/>
-        </w:numPr>
+    </w:p>
+    <w:p>
+      <w:pPr>
+        <w:pStyle w:val="BodyText"/>
       </w:pPr>
       <w:r>
         <w:t xml:space="preserve">MAYA: On darker skin, types five and six, accuracy drops to seventy-one percent. Only eighty-eight of twelve hundred faces.</w:t>
       </w:r>
-      <w:r>
-        <w:t xml:space="preserve"> </w:t>
-      </w:r>
-      <w:r>
-        <w:t xml:space="preserve">마야: 어두운 피부, 5형과 6형에서는 정확도가 71%로 떨어져요. 1,200명 중 88명뿐이었어요.</w:t>
-      </w:r>
-    </w:p>
-    <w:p>
-      <w:pPr>
-        <w:numPr>
-          <w:ilvl w:val="0"/>
-          <w:numId w:val="1001"/>
-        </w:numPr>
+    </w:p>
+    <w:p>
+      <w:pPr>
+        <w:pStyle w:val="BodyText"/>
       </w:pPr>
       <w:r>
         <w:t xml:space="preserve">PRIYA: Seventy-one percent. On a tool that tells you where not to put a needle.</w:t>
       </w:r>
-      <w:r>
-        <w:t xml:space="preserve"> </w:t>
-      </w:r>
-      <w:r>
-        <w:t xml:space="preserve">프리야: 71%. 바늘을 어디에 넣지 말라고 알려 주는 도구에서.</w:t>
-      </w:r>
-    </w:p>
-    <w:p>
-      <w:pPr>
-        <w:numPr>
-          <w:ilvl w:val="0"/>
-          <w:numId w:val="1001"/>
-        </w:numPr>
+    </w:p>
+    <w:p>
+      <w:pPr>
+        <w:pStyle w:val="BodyText"/>
       </w:pPr>
       <w:r>
         <w:t xml:space="preserve">MAYA: I know. That’s why I couldn’t sleep. Our clinics were in Austin and San Antonio. We scanned who walked in.</w:t>
       </w:r>
-      <w:r>
-        <w:t xml:space="preserve"> </w:t>
-      </w:r>
-      <w:r>
-        <w:t xml:space="preserve">마야: 알아요. 그래서 잠을 못 잤어요. 우리 클리닉은 오스틴과 샌안토니오였어요. 들어오는 사람을 스캔했죠.</w:t>
-      </w:r>
-    </w:p>
-    <w:p>
-      <w:pPr>
-        <w:numPr>
-          <w:ilvl w:val="0"/>
-          <w:numId w:val="1001"/>
-        </w:numPr>
+    </w:p>
+    <w:p>
+      <w:pPr>
+        <w:pStyle w:val="BodyText"/>
       </w:pPr>
       <w:r>
         <w:t xml:space="preserve">PRIYA: Why does accuracy drop? Is it the ultrasound or the camera?</w:t>
       </w:r>
-      <w:r>
-        <w:t xml:space="preserve"> </w:t>
-      </w:r>
-      <w:r>
-        <w:t xml:space="preserve">프리야: 정확도가 왜 떨어져요? 초음파예요, 카메라예요?</w:t>
-      </w:r>
-    </w:p>
-    <w:p>
-      <w:pPr>
-        <w:numPr>
-          <w:ilvl w:val="0"/>
-          <w:numId w:val="1001"/>
-        </w:numPr>
+    </w:p>
+    <w:p>
+      <w:pPr>
+        <w:pStyle w:val="BodyText"/>
       </w:pPr>
       <w:r>
         <w:t xml:space="preserve">MAYA: The camera. It aligns the ultrasound using surface landmarks, trained mostly on lighter skin. Alignment fails, not ultrasound.</w:t>
       </w:r>
-      <w:r>
-        <w:t xml:space="preserve"> </w:t>
-      </w:r>
-      <w:r>
-        <w:t xml:space="preserve">마야: 카메라요. 표면 랜드마크로 초음파를 정렬하는데, 주로 밝은 피부로 학습됐어요. 초음파가 아니라 정렬이 실패해요.</w:t>
-      </w:r>
-    </w:p>
-    <w:p>
-      <w:pPr>
-        <w:numPr>
-          <w:ilvl w:val="0"/>
-          <w:numId w:val="1001"/>
-        </w:numPr>
+    </w:p>
+    <w:p>
+      <w:pPr>
+        <w:pStyle w:val="BodyText"/>
       </w:pPr>
       <w:r>
         <w:t xml:space="preserve">NOAH: Why wasn’t it on page one of your deck?</w:t>
       </w:r>
-      <w:r>
-        <w:t xml:space="preserve"> </w:t>
-      </w:r>
-      <w:r>
-        <w:t xml:space="preserve">노아: 왜 발표 자료 1쪽에 없었어요?</w:t>
-      </w:r>
-    </w:p>
-    <w:p>
-      <w:pPr>
-        <w:numPr>
-          <w:ilvl w:val="0"/>
-          <w:numId w:val="1001"/>
-        </w:numPr>
+    </w:p>
+    <w:p>
+      <w:pPr>
+        <w:pStyle w:val="BodyText"/>
       </w:pPr>
       <w:r>
         <w:t xml:space="preserve">MAYA: Every investor said lead with ninety-four. I let them. It belonged on page one. I’m sorry.</w:t>
       </w:r>
-      <w:r>
-        <w:t xml:space="preserve"> </w:t>
-      </w:r>
-      <w:r>
-        <w:t xml:space="preserve">마야: 투자자마다 94로 시작하라고 했어요. 그렇게 뒀어요. 1쪽에 있어야 했어요. 죄송해요.</w:t>
-      </w:r>
-    </w:p>
-    <w:p>
-      <w:pPr>
-        <w:numPr>
-          <w:ilvl w:val="0"/>
-          <w:numId w:val="1001"/>
-        </w:numPr>
+    </w:p>
+    <w:p>
+      <w:pPr>
+        <w:pStyle w:val="BodyText"/>
       </w:pPr>
       <w:r>
         <w:t xml:space="preserve">NOAH: Maya, I have one rule in diligence. Tell me before I find it. You did.</w:t>
       </w:r>
-      <w:r>
-        <w:t xml:space="preserve"> </w:t>
-      </w:r>
-      <w:r>
-        <w:t xml:space="preserve">노아: 마야, 실사에서 내 원칙은 하나예요. 내가 찾기 전에 말해 줘요. 당신은 그랬어요.</w:t>
-      </w:r>
-    </w:p>
-    <w:p>
-      <w:pPr>
-        <w:numPr>
-          <w:ilvl w:val="0"/>
-          <w:numId w:val="1001"/>
-        </w:numPr>
+    </w:p>
+    <w:p>
+      <w:pPr>
+        <w:pStyle w:val="BodyText"/>
       </w:pPr>
       <w:r>
         <w:t xml:space="preserve">MAYA: So the deal is still alive?</w:t>
       </w:r>
-      <w:r>
-        <w:t xml:space="preserve"> </w:t>
-      </w:r>
-      <w:r>
-        <w:t xml:space="preserve">마야: 그럼 거래는 아직 살아 있는 거예요?</w:t>
-      </w:r>
-    </w:p>
-    <w:p>
-      <w:pPr>
-        <w:numPr>
-          <w:ilvl w:val="0"/>
-          <w:numId w:val="1001"/>
-        </w:numPr>
+    </w:p>
+    <w:p>
+      <w:pPr>
+        <w:pStyle w:val="BodyText"/>
       </w:pPr>
       <w:r>
         <w:t xml:space="preserve">NOAH: The deal is still alive. And now the diligence really starts.</w:t>
       </w:r>
-      <w:r>
-        <w:t xml:space="preserve"> </w:t>
-      </w:r>
-      <w:r>
-        <w:t xml:space="preserve">노아: 거래는 살아 있어요. 그리고 이제 진짜 실사가 시작되죠.</w:t>
-      </w:r>
-    </w:p>
-    <w:p>
-      <w:pPr>
-        <w:numPr>
-          <w:ilvl w:val="0"/>
-          <w:numId w:val="1001"/>
-        </w:numPr>
+    </w:p>
+    <w:p>
+      <w:pPr>
+        <w:pStyle w:val="BodyText"/>
       </w:pPr>
       <w:r>
         <w:t xml:space="preserve">PRIYA: My team will go through every scan. Not the summary. Every scan.</w:t>
-      </w:r>
-      <w:r>
-        <w:t xml:space="preserve"> </w:t>
-      </w:r>
-      <w:r>
-        <w:t xml:space="preserve">프리야: 우리 팀이 모든 스캔을 볼 거예요. 요약 말고. 스캔 하나하나.</w:t>
       </w:r>
     </w:p>
     <w:bookmarkEnd w:id="21"/>
@@ -612,44 +477,23 @@
     </w:p>
     <w:p>
       <w:pPr>
-        <w:numPr>
-          <w:ilvl w:val="0"/>
-          <w:numId w:val="1002"/>
-        </w:numPr>
+        <w:pStyle w:val="FirstParagraph"/>
       </w:pPr>
       <w:r>
         <w:t xml:space="preserve">LEO: Five days, three people, twelve hundred scans. We have a problem, and it isn’t the one Maya told us about.</w:t>
       </w:r>
-      <w:r>
-        <w:t xml:space="preserve"> </w:t>
-      </w:r>
-      <w:r>
-        <w:t xml:space="preserve">레오: 5일, 세 명, 스캔 1,200건. 문제가 있는데, 마야가 말한 그 문제가 아니에요.</w:t>
-      </w:r>
-    </w:p>
-    <w:p>
-      <w:pPr>
-        <w:numPr>
-          <w:ilvl w:val="0"/>
-          <w:numId w:val="1002"/>
-        </w:numPr>
+    </w:p>
+    <w:p>
+      <w:pPr>
+        <w:pStyle w:val="BodyText"/>
       </w:pPr>
       <w:r>
         <w:t xml:space="preserve">PRIYA: Show me.</w:t>
       </w:r>
-      <w:r>
-        <w:t xml:space="preserve"> </w:t>
-      </w:r>
-      <w:r>
-        <w:t xml:space="preserve">프리야: 보여 줘요.</w:t>
-      </w:r>
-    </w:p>
-    <w:p>
-      <w:pPr>
-        <w:numPr>
-          <w:ilvl w:val="0"/>
-          <w:numId w:val="1002"/>
-        </w:numPr>
+    </w:p>
+    <w:p>
+      <w:pPr>
+        <w:pStyle w:val="BodyText"/>
       </w:pPr>
       <w:r>
         <w:t xml:space="preserve">LEO: The raw data folder has thirteen hundred and forty scans. The validation set has twelve hundred. One hundred and forty scans were removed, and the reason given for every one of them is the same:</w:t>
@@ -666,11 +510,221 @@
       <w:r>
         <w:t xml:space="preserve">”</w:t>
       </w:r>
-      <w:r>
-        <w:t xml:space="preserve"> </w:t>
-      </w:r>
-      <w:r>
-        <w:t xml:space="preserve">레오: 원 데이터 폴더엔 스캔이 1,340건 있어요. 검증 세트는 1,200건. 140건이 제거됐는데, 하나도 빠짐없이 사유가 똑같아요.</w:t>
+    </w:p>
+    <w:p>
+      <w:pPr>
+        <w:pStyle w:val="BodyText"/>
+      </w:pPr>
+      <w:r>
+        <w:t xml:space="preserve">MARISOL: That happens. Some scans are bad. Patients move.</w:t>
+      </w:r>
+    </w:p>
+    <w:p>
+      <w:pPr>
+        <w:pStyle w:val="BodyText"/>
+      </w:pPr>
+      <w:r>
+        <w:t xml:space="preserve">LEO: Seventy percent of the removed scans are skin types five and six.</w:t>
+      </w:r>
+    </w:p>
+    <w:p>
+      <w:pPr>
+        <w:pStyle w:val="BodyText"/>
+      </w:pPr>
+      <w:r>
+        <w:t xml:space="preserve">PRIYA: …So the seventy-one percent is the good news.</w:t>
+      </w:r>
+    </w:p>
+    <w:p>
+      <w:pPr>
+        <w:pStyle w:val="BodyText"/>
+      </w:pPr>
+      <w:r>
+        <w:t xml:space="preserve">LEO: Exactly. If those scans had stayed in, the real accuracy on darker skin might be closer to sixty.</w:t>
+      </w:r>
+    </w:p>
+    <w:p>
+      <w:pPr>
+        <w:pStyle w:val="BodyText"/>
+      </w:pPr>
+      <w:r>
+        <w:t xml:space="preserve">MARISOL: Did Maya know?</w:t>
+      </w:r>
+    </w:p>
+    <w:p>
+      <w:pPr>
+        <w:pStyle w:val="BodyText"/>
+      </w:pPr>
+      <w:r>
+        <w:t xml:space="preserve">LEO: I don’t know. The removal was done two years ago, under Theo’s login.</w:t>
+      </w:r>
+    </w:p>
+    <w:p>
+      <w:pPr>
+        <w:pStyle w:val="BodyText"/>
+      </w:pPr>
+      <w:r>
+        <w:t xml:space="preserve">PRIYA: Then we don’t guess. We ask. Tomorrow morning, both of them, separately.</w:t>
+      </w:r>
+    </w:p>
+    <w:p>
+      <w:pPr>
+        <w:pStyle w:val="BodyText"/>
+      </w:pPr>
+      <w:r>
+        <w:t xml:space="preserve">DIANE: Before anyone asks anything, let me say this. A red flag isn’t a verdict. It’s a question we have to ask carefully, in the right order, with notes, and with the person in front of us.</w:t>
+      </w:r>
+    </w:p>
+    <w:p>
+      <w:pPr>
+        <w:pStyle w:val="BodyText"/>
+      </w:pPr>
+      <w:r>
+        <w:t xml:space="preserve">NOAH: And if Maya knew?</w:t>
+      </w:r>
+    </w:p>
+    <w:p>
+      <w:pPr>
+        <w:pStyle w:val="BodyText"/>
+      </w:pPr>
+      <w:r>
+        <w:t xml:space="preserve">DIANE: Then she told you half the truth and hid the rest. Different deal. Maybe no deal.</w:t>
+      </w:r>
+    </w:p>
+    <w:p>
+      <w:pPr>
+        <w:pStyle w:val="BodyText"/>
+      </w:pPr>
+      <w:r>
+        <w:t xml:space="preserve">NOAH: And if she didn’t?</w:t>
+      </w:r>
+    </w:p>
+    <w:p>
+      <w:pPr>
+        <w:pStyle w:val="BodyText"/>
+      </w:pPr>
+      <w:r>
+        <w:t xml:space="preserve">DIANE: Then you have a different question. Whether you can trust Theo.</w:t>
+      </w:r>
+    </w:p>
+    <w:p>
+      <w:pPr>
+        <w:pStyle w:val="BodyText"/>
+      </w:pPr>
+      <w:r>
+        <w:t xml:space="preserve">PAUL: Either way, the price changes. Sixty percent accuracy for a third of the world isn’t worth forty million.</w:t>
+      </w:r>
+    </w:p>
+    <w:p>
+      <w:pPr>
+        <w:pStyle w:val="BodyText"/>
+      </w:pPr>
+      <w:r>
+        <w:t xml:space="preserve">ELENA: It isn’t worth anything until it works for every face. I won’t put it in a single clinic until it does. Not Austin, not Seoul, not Lagos. A safety tool that’s safe for some patients is a danger to the others, because it gives the injector false confidence.</w:t>
+      </w:r>
+    </w:p>
+    <w:p>
+      <w:pPr>
+        <w:pStyle w:val="BodyText"/>
+      </w:pPr>
+      <w:r>
+        <w:t xml:space="preserve">NOAH: Agreed. No launch until accuracy is equal across skin types. That’s not a negotiation point. That’s a condition.</w:t>
+      </w:r>
+    </w:p>
+    <w:p>
+      <w:pPr>
+        <w:pStyle w:val="BodyText"/>
+      </w:pPr>
+      <w:r>
+        <w:t xml:space="preserve">PRIYA: Can it be fixed? Technically?</w:t>
+      </w:r>
+    </w:p>
+    <w:p>
+      <w:pPr>
+        <w:pStyle w:val="BodyText"/>
+      </w:pPr>
+      <w:r>
+        <w:t xml:space="preserve">LEO: The ultrasound works. The camera alignment needs more data. Darker skin, many more faces, from many places.</w:t>
+      </w:r>
+    </w:p>
+    <w:p>
+      <w:pPr>
+        <w:pStyle w:val="BodyText"/>
+      </w:pPr>
+      <w:r>
+        <w:t xml:space="preserve">MARISOL: James. Lagos. He was born there, and his mother still knows half the city’s dermatologists.</w:t>
+      </w:r>
+    </w:p>
+    <w:p>
+      <w:pPr>
+        <w:pStyle w:val="BodyText"/>
+      </w:pPr>
+      <w:r>
+        <w:t xml:space="preserve">NOAH: Call him tonight.</w:t>
+      </w:r>
+    </w:p>
+    <w:p>
+      <w:pPr>
+        <w:pStyle w:val="BodyText"/>
+      </w:pPr>
+      <w:r>
+        <w:t xml:space="preserve">PAUL: Noah, can I say the thing a CFO has to say?</w:t>
+      </w:r>
+    </w:p>
+    <w:p>
+      <w:pPr>
+        <w:pStyle w:val="BodyText"/>
+      </w:pPr>
+      <w:r>
+        <w:t xml:space="preserve">NOAH: Say it.</w:t>
+      </w:r>
+    </w:p>
+    <w:p>
+      <w:pPr>
+        <w:pStyle w:val="BodyText"/>
+      </w:pPr>
+      <w:r>
+        <w:t xml:space="preserve">PAUL: We have leverage now. She has four months of cash, and her best number is wrong. Any normal buyer cuts the price in half and walks in with the pen. I’m not saying we should. I’m saying that’s what Tom would do, and the board will ask why we didn’t.</w:t>
+      </w:r>
+    </w:p>
+    <w:p>
+      <w:pPr>
+        <w:pStyle w:val="BodyText"/>
+      </w:pPr>
+      <w:r>
+        <w:t xml:space="preserve">NOAH: Then let’s find an answer the board will understand. After we hear from Maya and Theo.</w:t>
+      </w:r>
+    </w:p>
+    <w:p>
+      <w:pPr>
+        <w:pStyle w:val="BodyText"/>
+      </w:pPr>
+      <w:r>
+        <w:t xml:space="preserve">DIANE: Separately. And I’ll be in both rooms. Taking notes.</w:t>
+      </w:r>
+    </w:p>
+    <w:p>
+      <w:pPr>
+        <w:pStyle w:val="BodyText"/>
+      </w:pPr>
+      <w:r>
+        <w:t xml:space="preserve">ELENA: Can I be in Theo’s room? I’ve had to ask hard questions to people who made mistakes.</w:t>
+      </w:r>
+    </w:p>
+    <w:p>
+      <w:pPr>
+        <w:pStyle w:val="BodyText"/>
+      </w:pPr>
+      <w:r>
+        <w:t xml:space="preserve">NOAH: You and Diane. I’ll take Maya.</w:t>
+      </w:r>
+    </w:p>
+    <w:p>
+      <w:pPr>
+        <w:pStyle w:val="BodyText"/>
+      </w:pPr>
+      <w:r>
+        <w:t xml:space="preserve">PRIYA: And I’ll write down the one question that matters for both of them. Not</w:t>
       </w:r>
       <w:r>
         <w:t xml:space="preserve"> </w:t>
@@ -679,7 +733,7 @@
         <w:t xml:space="preserve">“</w:t>
       </w:r>
       <w:r>
-        <w:t xml:space="preserve">영상 품질 불량.</w:t>
+        <w:t xml:space="preserve">what happened.</w:t>
       </w:r>
       <w:r>
         <w:t xml:space="preserve">”</w:t>
@@ -687,455 +741,18 @@
     </w:p>
     <w:p>
       <w:pPr>
-        <w:numPr>
-          <w:ilvl w:val="0"/>
-          <w:numId w:val="1002"/>
-        </w:numPr>
-      </w:pPr>
-      <w:r>
-        <w:t xml:space="preserve">MARISOL: That happens. Some scans are bad. Patients move.</w:t>
-      </w:r>
-      <w:r>
-        <w:t xml:space="preserve"> </w:t>
-      </w:r>
-      <w:r>
-        <w:t xml:space="preserve">마리솔: 그럴 수 있어요. 어떤 스캔은 나빠요. 환자가 움직이니까.</w:t>
-      </w:r>
-    </w:p>
-    <w:p>
-      <w:pPr>
-        <w:numPr>
-          <w:ilvl w:val="0"/>
-          <w:numId w:val="1002"/>
-        </w:numPr>
-      </w:pPr>
-      <w:r>
-        <w:t xml:space="preserve">LEO: Seventy percent of the removed scans are skin types five and six.</w:t>
-      </w:r>
-      <w:r>
-        <w:t xml:space="preserve"> </w:t>
-      </w:r>
-      <w:r>
-        <w:t xml:space="preserve">레오: 제거된 스캔의 70%가 피부 5형과 6형이에요.</w:t>
-      </w:r>
-    </w:p>
-    <w:p>
-      <w:pPr>
-        <w:numPr>
-          <w:ilvl w:val="0"/>
-          <w:numId w:val="1002"/>
-        </w:numPr>
-      </w:pPr>
-      <w:r>
-        <w:t xml:space="preserve">PRIYA: …So the seventy-one percent is the good news.</w:t>
-      </w:r>
-      <w:r>
-        <w:t xml:space="preserve"> </w:t>
-      </w:r>
-      <w:r>
-        <w:t xml:space="preserve">프리야: …그러니까 71%가 좋은 소식이라는 거네요.</w:t>
-      </w:r>
-    </w:p>
-    <w:p>
-      <w:pPr>
-        <w:numPr>
-          <w:ilvl w:val="0"/>
-          <w:numId w:val="1002"/>
-        </w:numPr>
-      </w:pPr>
-      <w:r>
-        <w:t xml:space="preserve">LEO: Exactly. If those scans had stayed in, the real accuracy on darker skin might be closer to sixty.</w:t>
-      </w:r>
-      <w:r>
-        <w:t xml:space="preserve"> </w:t>
-      </w:r>
-      <w:r>
-        <w:t xml:space="preserve">레오: 정확해요. 그 스캔들이 남아 있었다면, 어두운 피부의 실제 정확도는 60%에 가까울 수도 있어요.</w:t>
-      </w:r>
-    </w:p>
-    <w:p>
-      <w:pPr>
-        <w:numPr>
-          <w:ilvl w:val="0"/>
-          <w:numId w:val="1002"/>
-        </w:numPr>
-      </w:pPr>
-      <w:r>
-        <w:t xml:space="preserve">MARISOL: Did Maya know?</w:t>
-      </w:r>
-      <w:r>
-        <w:t xml:space="preserve"> </w:t>
-      </w:r>
-      <w:r>
-        <w:t xml:space="preserve">마리솔: 마야는 알았어요?</w:t>
-      </w:r>
-    </w:p>
-    <w:p>
-      <w:pPr>
-        <w:numPr>
-          <w:ilvl w:val="0"/>
-          <w:numId w:val="1002"/>
-        </w:numPr>
-      </w:pPr>
-      <w:r>
-        <w:t xml:space="preserve">LEO: I don’t know. The removal was done two years ago, under Theo’s login.</w:t>
-      </w:r>
-      <w:r>
-        <w:t xml:space="preserve"> </w:t>
-      </w:r>
-      <w:r>
-        <w:t xml:space="preserve">레오: 몰라요. 제거는 2년 전, 테오의 로그인으로 됐어요.</w:t>
-      </w:r>
-    </w:p>
-    <w:p>
-      <w:pPr>
-        <w:numPr>
-          <w:ilvl w:val="0"/>
-          <w:numId w:val="1002"/>
-        </w:numPr>
-      </w:pPr>
-      <w:r>
-        <w:t xml:space="preserve">PRIYA: Then we don’t guess. We ask. Tomorrow morning, both of them, separately.</w:t>
-      </w:r>
-      <w:r>
-        <w:t xml:space="preserve"> </w:t>
-      </w:r>
-      <w:r>
-        <w:t xml:space="preserve">프리야: 그럼 추측하지 않아요. 물어요. 내일 아침, 두 사람 다, 따로따로.</w:t>
-      </w:r>
-    </w:p>
-    <w:p>
-      <w:pPr>
-        <w:numPr>
-          <w:ilvl w:val="0"/>
-          <w:numId w:val="1002"/>
-        </w:numPr>
-      </w:pPr>
-      <w:r>
-        <w:t xml:space="preserve">DIANE: Before anyone asks anything, let me say this. A red flag isn’t a verdict. It’s a question we have to ask carefully, in the right order, with notes, and with the person in front of us.</w:t>
-      </w:r>
-      <w:r>
-        <w:t xml:space="preserve"> </w:t>
-      </w:r>
-      <w:r>
-        <w:t xml:space="preserve">다이앤: 누가 뭘 묻기 전에 이 말부터 할게요. 위험 신호는 판결이 아니에요. 올바른 순서로, 기록하면서, 당사자를 앞에 두고 신중하게 물어야 하는 질문이에요.</w:t>
-      </w:r>
-    </w:p>
-    <w:p>
-      <w:pPr>
-        <w:numPr>
-          <w:ilvl w:val="0"/>
-          <w:numId w:val="1002"/>
-        </w:numPr>
-      </w:pPr>
-      <w:r>
-        <w:t xml:space="preserve">NOAH: And if Maya knew?</w:t>
-      </w:r>
-      <w:r>
-        <w:t xml:space="preserve"> </w:t>
-      </w:r>
-      <w:r>
-        <w:t xml:space="preserve">노아: 그리고 마야가 알았다면요?</w:t>
-      </w:r>
-    </w:p>
-    <w:p>
-      <w:pPr>
-        <w:numPr>
-          <w:ilvl w:val="0"/>
-          <w:numId w:val="1002"/>
-        </w:numPr>
-      </w:pPr>
-      <w:r>
-        <w:t xml:space="preserve">DIANE: Then she told you half the truth and hid the rest. Different deal. Maybe no deal.</w:t>
-      </w:r>
-      <w:r>
-        <w:t xml:space="preserve"> </w:t>
-      </w:r>
-      <w:r>
-        <w:t xml:space="preserve">다이앤: 그럼 진실의 절반만 말하고 나머지는 숨긴 거죠. 다른 거래예요. 아마 거래가 없을 거고요.</w:t>
-      </w:r>
-    </w:p>
-    <w:p>
-      <w:pPr>
-        <w:numPr>
-          <w:ilvl w:val="0"/>
-          <w:numId w:val="1002"/>
-        </w:numPr>
-      </w:pPr>
-      <w:r>
-        <w:t xml:space="preserve">NOAH: And if she didn’t?</w:t>
-      </w:r>
-      <w:r>
-        <w:t xml:space="preserve"> </w:t>
-      </w:r>
-      <w:r>
-        <w:t xml:space="preserve">노아: 그리고 몰랐다면요?</w:t>
-      </w:r>
-    </w:p>
-    <w:p>
-      <w:pPr>
-        <w:numPr>
-          <w:ilvl w:val="0"/>
-          <w:numId w:val="1002"/>
-        </w:numPr>
-      </w:pPr>
-      <w:r>
-        <w:t xml:space="preserve">DIANE: Then you have a different question. Whether you can trust Theo.</w:t>
-      </w:r>
-      <w:r>
-        <w:t xml:space="preserve"> </w:t>
-      </w:r>
-      <w:r>
-        <w:t xml:space="preserve">다이앤: 그럼 질문이 달라져요. 테오를 믿을 수 있느냐.</w:t>
-      </w:r>
-    </w:p>
-    <w:p>
-      <w:pPr>
-        <w:numPr>
-          <w:ilvl w:val="0"/>
-          <w:numId w:val="1002"/>
-        </w:numPr>
-      </w:pPr>
-      <w:r>
-        <w:t xml:space="preserve">PAUL: Either way, the price changes. Sixty percent accuracy for a third of the world isn’t worth forty million.</w:t>
-      </w:r>
-      <w:r>
-        <w:t xml:space="preserve"> </w:t>
-      </w:r>
-      <w:r>
-        <w:t xml:space="preserve">폴: 어느 쪽이든 가격이 바뀌어요. 세계 인구 3분의 1에게 60% 정확도는 4,000만의 가치가 없어요.</w:t>
-      </w:r>
-    </w:p>
-    <w:p>
-      <w:pPr>
-        <w:numPr>
-          <w:ilvl w:val="0"/>
-          <w:numId w:val="1002"/>
-        </w:numPr>
-      </w:pPr>
-      <w:r>
-        <w:t xml:space="preserve">ELENA: It isn’t worth anything until it works for every face. I won’t put it in a single clinic until it does. Not Austin, not Seoul, not Lagos. A safety tool that’s safe for some patients is a danger to the others, because it gives the injector false confidence.</w:t>
-      </w:r>
-      <w:r>
-        <w:t xml:space="preserve"> </w:t>
-      </w:r>
-      <w:r>
-        <w:t xml:space="preserve">엘레나: 모든 얼굴에서 작동하기 전까지는 아무 가치가 없어요. 그때까지 단 한 곳의 클리닉에도 넣지 않을 거예요. 오스틴도, 서울도, 라고스도. 일부 환자에게만 안전한 안전 도구는 나머지에게 위험해요. 시술자에게 거짓 확신을 주니까요.</w:t>
-      </w:r>
-    </w:p>
-    <w:p>
-      <w:pPr>
-        <w:numPr>
-          <w:ilvl w:val="0"/>
-          <w:numId w:val="1002"/>
-        </w:numPr>
-      </w:pPr>
-      <w:r>
-        <w:t xml:space="preserve">NOAH: Agreed. No launch until accuracy is equal across skin types. That’s not a negotiation point. That’s a condition.</w:t>
-      </w:r>
-      <w:r>
-        <w:t xml:space="preserve"> </w:t>
-      </w:r>
-      <w:r>
-        <w:t xml:space="preserve">노아: 동의해요. 피부톤 간 정확도가 같아질 때까지 출시 없음. 협상 사항이 아니에요. 조건이에요.</w:t>
-      </w:r>
-    </w:p>
-    <w:p>
-      <w:pPr>
-        <w:numPr>
-          <w:ilvl w:val="0"/>
-          <w:numId w:val="1002"/>
-        </w:numPr>
-      </w:pPr>
-      <w:r>
-        <w:t xml:space="preserve">PRIYA: Can it be fixed? Technically?</w:t>
-      </w:r>
-      <w:r>
-        <w:t xml:space="preserve"> </w:t>
-      </w:r>
-      <w:r>
-        <w:t xml:space="preserve">프리야: 고칠 수 있어요? 기술적으로?</w:t>
-      </w:r>
-    </w:p>
-    <w:p>
-      <w:pPr>
-        <w:numPr>
-          <w:ilvl w:val="0"/>
-          <w:numId w:val="1002"/>
-        </w:numPr>
-      </w:pPr>
-      <w:r>
-        <w:t xml:space="preserve">LEO: The ultrasound works. The camera alignment needs more data. Darker skin, many more faces, from many places.</w:t>
-      </w:r>
-      <w:r>
-        <w:t xml:space="preserve"> </w:t>
-      </w:r>
-      <w:r>
-        <w:t xml:space="preserve">레오: 초음파는 작동해요. 카메라 정렬에 데이터가 더 필요해요. 어두운 피부, 훨씬 더 많은 얼굴, 여러 곳에서.</w:t>
-      </w:r>
-    </w:p>
-    <w:p>
-      <w:pPr>
-        <w:numPr>
-          <w:ilvl w:val="0"/>
-          <w:numId w:val="1002"/>
-        </w:numPr>
-      </w:pPr>
-      <w:r>
-        <w:t xml:space="preserve">MARISOL: James. Lagos. He was born there, and his mother still knows half the city’s dermatologists.</w:t>
-      </w:r>
-      <w:r>
-        <w:t xml:space="preserve"> </w:t>
-      </w:r>
-      <w:r>
-        <w:t xml:space="preserve">마리솔: 제임스. 라고스. 거기서 태어났고, 어머니가 아직도 그 도시 피부과 의사 절반을 알아요.</w:t>
-      </w:r>
-    </w:p>
-    <w:p>
-      <w:pPr>
-        <w:numPr>
-          <w:ilvl w:val="0"/>
-          <w:numId w:val="1002"/>
-        </w:numPr>
-      </w:pPr>
-      <w:r>
-        <w:t xml:space="preserve">NOAH: Call him tonight.</w:t>
-      </w:r>
-      <w:r>
-        <w:t xml:space="preserve"> </w:t>
-      </w:r>
-      <w:r>
-        <w:t xml:space="preserve">노아: 오늘 밤 전화해요.</w:t>
-      </w:r>
-    </w:p>
-    <w:p>
-      <w:pPr>
-        <w:numPr>
-          <w:ilvl w:val="0"/>
-          <w:numId w:val="1002"/>
-        </w:numPr>
-      </w:pPr>
-      <w:r>
-        <w:t xml:space="preserve">PAUL: Noah, can I say the thing a CFO has to say?</w:t>
-      </w:r>
-      <w:r>
-        <w:t xml:space="preserve"> </w:t>
-      </w:r>
-      <w:r>
-        <w:t xml:space="preserve">폴: 노아, CFO가 해야 하는 말 해도 될까요?</w:t>
-      </w:r>
-    </w:p>
-    <w:p>
-      <w:pPr>
-        <w:numPr>
-          <w:ilvl w:val="0"/>
-          <w:numId w:val="1002"/>
-        </w:numPr>
-      </w:pPr>
-      <w:r>
-        <w:t xml:space="preserve">NOAH: Say it.</w:t>
-      </w:r>
-      <w:r>
-        <w:t xml:space="preserve"> </w:t>
-      </w:r>
-      <w:r>
-        <w:t xml:space="preserve">노아: 해요.</w:t>
-      </w:r>
-    </w:p>
-    <w:p>
-      <w:pPr>
-        <w:numPr>
-          <w:ilvl w:val="0"/>
-          <w:numId w:val="1002"/>
-        </w:numPr>
-      </w:pPr>
-      <w:r>
-        <w:t xml:space="preserve">PAUL: We have leverage now. She has four months of cash, and her best number is wrong. Any normal buyer cuts the price in half and walks in with the pen. I’m not saying we should. I’m saying that’s what Tom would do, and the board will ask why we didn’t.</w:t>
-      </w:r>
-      <w:r>
-        <w:t xml:space="preserve"> </w:t>
-      </w:r>
-      <w:r>
-        <w:t xml:space="preserve">폴: 이제 레버리지가 있어요. 그녀는 현금이 4개월 남았고, 가장 좋은 숫자가 틀렸어요. 보통 인수자라면 가격을 반으로 깎고 펜을 들고 들어가요. 그래야 한다는 게 아니에요. 톰이라면 그럴 거고, 이사회는 왜 안 했냐고 물을 거라는 거예요.</w:t>
-      </w:r>
-    </w:p>
-    <w:p>
-      <w:pPr>
-        <w:numPr>
-          <w:ilvl w:val="0"/>
-          <w:numId w:val="1002"/>
-        </w:numPr>
-      </w:pPr>
-      <w:r>
-        <w:t xml:space="preserve">NOAH: Then let’s find an answer the board will understand. After we hear from Maya and Theo.</w:t>
-      </w:r>
-      <w:r>
-        <w:t xml:space="preserve"> </w:t>
-      </w:r>
-      <w:r>
-        <w:t xml:space="preserve">노아: 그럼 이사회가 이해할 답을 찾아요. 마야와 테오 얘기를 들은 다음에.</w:t>
-      </w:r>
-    </w:p>
-    <w:p>
-      <w:pPr>
-        <w:numPr>
-          <w:ilvl w:val="0"/>
-          <w:numId w:val="1002"/>
-        </w:numPr>
-      </w:pPr>
-      <w:r>
-        <w:t xml:space="preserve">DIANE: Separately. And I’ll be in both rooms. Taking notes.</w:t>
-      </w:r>
-      <w:r>
-        <w:t xml:space="preserve"> </w:t>
-      </w:r>
-      <w:r>
-        <w:t xml:space="preserve">다이앤: 따로따로. 그리고 내가 두 방에 다 있을게요. 기록하면서.</w:t>
-      </w:r>
-    </w:p>
-    <w:p>
-      <w:pPr>
-        <w:numPr>
-          <w:ilvl w:val="0"/>
-          <w:numId w:val="1002"/>
-        </w:numPr>
-      </w:pPr>
-      <w:r>
-        <w:t xml:space="preserve">ELENA: Can I be in Theo’s room? I’ve had to ask hard questions to people who made mistakes.</w:t>
-      </w:r>
-      <w:r>
-        <w:t xml:space="preserve"> </w:t>
-      </w:r>
-      <w:r>
-        <w:t xml:space="preserve">엘레나: 테오 방에 내가 있어도 될까요? 실수한 사람들에게 어려운 질문을 해야 했던 적이 있어요.</w:t>
-      </w:r>
-    </w:p>
-    <w:p>
-      <w:pPr>
-        <w:numPr>
-          <w:ilvl w:val="0"/>
-          <w:numId w:val="1002"/>
-        </w:numPr>
-      </w:pPr>
-      <w:r>
-        <w:t xml:space="preserve">NOAH: You and Diane. I’ll take Maya.</w:t>
-      </w:r>
-      <w:r>
-        <w:t xml:space="preserve"> </w:t>
-      </w:r>
-      <w:r>
-        <w:t xml:space="preserve">노아: 당신과 다이앤. 마야는 내가 맡을게요.</w:t>
-      </w:r>
-    </w:p>
-    <w:p>
-      <w:pPr>
-        <w:numPr>
-          <w:ilvl w:val="0"/>
-          <w:numId w:val="1002"/>
-        </w:numPr>
-      </w:pPr>
-      <w:r>
-        <w:t xml:space="preserve">PRIYA: And I’ll write down the one question that matters for both of them. Not</w:t>
+        <w:pStyle w:val="BodyText"/>
+      </w:pPr>
+      <w:r>
+        <w:t xml:space="preserve">NOAH: Then what?</w:t>
+      </w:r>
+    </w:p>
+    <w:p>
+      <w:pPr>
+        <w:pStyle w:val="BodyText"/>
+      </w:pPr>
+      <w:r>
+        <w:t xml:space="preserve">PRIYA:</w:t>
       </w:r>
       <w:r>
         <w:t xml:space="preserve"> </w:t>
@@ -1144,140 +761,34 @@
         <w:t xml:space="preserve">“</w:t>
       </w:r>
       <w:r>
-        <w:t xml:space="preserve">what happened.</w:t>
+        <w:t xml:space="preserve">When did you know?</w:t>
       </w:r>
       <w:r>
         <w:t xml:space="preserve">”</w:t>
       </w:r>
-      <w:r>
-        <w:t xml:space="preserve"> </w:t>
-      </w:r>
-      <w:r>
-        <w:t xml:space="preserve">프리야: 그리고 두 사람 모두에게 중요한 질문 하나를 적을게요.</w:t>
-      </w:r>
-      <w:r>
-        <w:t xml:space="preserve"> </w:t>
-      </w:r>
-      <w:r>
-        <w:t xml:space="preserve">“</w:t>
-      </w:r>
-      <w:r>
-        <w:t xml:space="preserve">무슨 일이 있었냐</w:t>
-      </w:r>
-      <w:r>
-        <w:t xml:space="preserve">”</w:t>
-      </w:r>
-      <w:r>
-        <w:t xml:space="preserve">가 아니라.</w:t>
-      </w:r>
-    </w:p>
-    <w:p>
-      <w:pPr>
-        <w:numPr>
-          <w:ilvl w:val="0"/>
-          <w:numId w:val="1002"/>
-        </w:numPr>
-      </w:pPr>
-      <w:r>
-        <w:t xml:space="preserve">NOAH: Then what?</w:t>
-      </w:r>
-      <w:r>
-        <w:t xml:space="preserve"> </w:t>
-      </w:r>
-      <w:r>
-        <w:t xml:space="preserve">노아: 그럼 뭔데요?</w:t>
-      </w:r>
-    </w:p>
-    <w:p>
-      <w:pPr>
-        <w:numPr>
-          <w:ilvl w:val="0"/>
-          <w:numId w:val="1002"/>
-        </w:numPr>
-      </w:pPr>
-      <w:r>
-        <w:t xml:space="preserve">PRIYA:</w:t>
-      </w:r>
-      <w:r>
-        <w:t xml:space="preserve"> </w:t>
-      </w:r>
-      <w:r>
-        <w:t xml:space="preserve">“</w:t>
-      </w:r>
-      <w:r>
-        <w:t xml:space="preserve">When did you know?</w:t>
-      </w:r>
-      <w:r>
-        <w:t xml:space="preserve">”</w:t>
-      </w:r>
-      <w:r>
-        <w:t xml:space="preserve"> </w:t>
-      </w:r>
-      <w:r>
-        <w:t xml:space="preserve">프리야:</w:t>
-      </w:r>
-      <w:r>
-        <w:t xml:space="preserve"> </w:t>
-      </w:r>
-      <w:r>
-        <w:t xml:space="preserve">“</w:t>
-      </w:r>
-      <w:r>
-        <w:t xml:space="preserve">언제 알았어요?</w:t>
-      </w:r>
-      <w:r>
-        <w:t xml:space="preserve">”</w:t>
-      </w:r>
-    </w:p>
-    <w:p>
-      <w:pPr>
-        <w:numPr>
-          <w:ilvl w:val="0"/>
-          <w:numId w:val="1002"/>
-        </w:numPr>
+    </w:p>
+    <w:p>
+      <w:pPr>
+        <w:pStyle w:val="BodyText"/>
       </w:pPr>
       <w:r>
         <w:t xml:space="preserve">MARISOL: That’s the question Elena asked all of us in year four. During the recall.</w:t>
       </w:r>
-      <w:r>
-        <w:t xml:space="preserve"> </w:t>
-      </w:r>
-      <w:r>
-        <w:t xml:space="preserve">마리솔: 4년 차에 엘레나가 우리 모두에게 했던 질문이네요. 회수 때.</w:t>
-      </w:r>
-    </w:p>
-    <w:p>
-      <w:pPr>
-        <w:numPr>
-          <w:ilvl w:val="0"/>
-          <w:numId w:val="1002"/>
-        </w:numPr>
+    </w:p>
+    <w:p>
+      <w:pPr>
+        <w:pStyle w:val="BodyText"/>
       </w:pPr>
       <w:r>
         <w:t xml:space="preserve">ELENA: And everyone answered in one second. That’s why we’re still here.</w:t>
       </w:r>
-      <w:r>
-        <w:t xml:space="preserve"> </w:t>
-      </w:r>
-      <w:r>
-        <w:t xml:space="preserve">엘레나: 그리고 다들 1초 만에 답했죠. 그래서 우리가 아직 여기 있는 거예요.</w:t>
-      </w:r>
-    </w:p>
-    <w:p>
-      <w:pPr>
-        <w:numPr>
-          <w:ilvl w:val="0"/>
-          <w:numId w:val="1002"/>
-        </w:numPr>
+    </w:p>
+    <w:p>
+      <w:pPr>
+        <w:pStyle w:val="BodyText"/>
       </w:pPr>
       <w:r>
         <w:t xml:space="preserve">PAUL: Tomorrow, seven a.m. I’ll order the coffee. Nobody will drink it anyway.</w:t>
-      </w:r>
-      <w:r>
-        <w:t xml:space="preserve"> </w:t>
-      </w:r>
-      <w:r>
-        <w:t xml:space="preserve">폴: 내일 오전 7시. 커피는 내가 주문할게요. 어차피 아무도 안 마시겠지만.</w:t>
       </w:r>
     </w:p>
     <w:bookmarkEnd w:id="22"/>
@@ -1292,401 +803,191 @@
     </w:p>
     <w:p>
       <w:pPr>
-        <w:numPr>
-          <w:ilvl w:val="0"/>
-          <w:numId w:val="1003"/>
-        </w:numPr>
+        <w:pStyle w:val="FirstParagraph"/>
       </w:pPr>
       <w:r>
         <w:t xml:space="preserve">NOAH: Maya, we found one hundred and forty scans removed, mostly darker skin. When did you know?</w:t>
       </w:r>
-      <w:r>
-        <w:t xml:space="preserve"> </w:t>
-      </w:r>
-      <w:r>
-        <w:t xml:space="preserve">노아: 마야, 제거된 스캔 140건을 찾았어요. 대부분 어두운 피부. 언제 알았어요?</w:t>
-      </w:r>
-    </w:p>
-    <w:p>
-      <w:pPr>
-        <w:numPr>
-          <w:ilvl w:val="0"/>
-          <w:numId w:val="1003"/>
-        </w:numPr>
+    </w:p>
+    <w:p>
+      <w:pPr>
+        <w:pStyle w:val="BodyText"/>
       </w:pPr>
       <w:r>
         <w:t xml:space="preserve">MAYA: …Removed? I knew some were excluded for quality. Every data set has that. I never checked which.</w:t>
       </w:r>
-      <w:r>
-        <w:t xml:space="preserve"> </w:t>
-      </w:r>
-      <w:r>
-        <w:t xml:space="preserve">마야: …제거요? 품질 문제로 일부가 빠진 건 알았어요. 모든 데이터 세트에 있는 일이니까. 어떤 건지는 확인 안 했어요.</w:t>
-      </w:r>
-    </w:p>
-    <w:p>
-      <w:pPr>
-        <w:numPr>
-          <w:ilvl w:val="0"/>
-          <w:numId w:val="1003"/>
-        </w:numPr>
+    </w:p>
+    <w:p>
+      <w:pPr>
+        <w:pStyle w:val="BodyText"/>
       </w:pPr>
       <w:r>
         <w:t xml:space="preserve">NOAH: Seventy percent of them were types five and six.</w:t>
       </w:r>
-      <w:r>
-        <w:t xml:space="preserve"> </w:t>
-      </w:r>
-      <w:r>
-        <w:t xml:space="preserve">노아: 그중 70%가 5형과 6형이었어요.</w:t>
-      </w:r>
-    </w:p>
-    <w:p>
-      <w:pPr>
-        <w:numPr>
-          <w:ilvl w:val="0"/>
-          <w:numId w:val="1003"/>
-        </w:numPr>
+    </w:p>
+    <w:p>
+      <w:pPr>
+        <w:pStyle w:val="BodyText"/>
       </w:pPr>
       <w:r>
         <w:t xml:space="preserve">MAYA: Oh no. Oh no. Then seventy-one is too high.</w:t>
       </w:r>
-      <w:r>
-        <w:t xml:space="preserve"> </w:t>
-      </w:r>
-      <w:r>
-        <w:t xml:space="preserve">마야: 아, 안 돼. 안 돼. 그럼 71%도 너무 높은 거네요.</w:t>
-      </w:r>
-    </w:p>
-    <w:p>
-      <w:pPr>
-        <w:numPr>
-          <w:ilvl w:val="0"/>
-          <w:numId w:val="1003"/>
-        </w:numPr>
+    </w:p>
+    <w:p>
+      <w:pPr>
+        <w:pStyle w:val="BodyText"/>
       </w:pPr>
       <w:r>
         <w:t xml:space="preserve">NOAH: Probably. Leo thinks closer to sixty.</w:t>
       </w:r>
-      <w:r>
-        <w:t xml:space="preserve"> </w:t>
-      </w:r>
-      <w:r>
-        <w:t xml:space="preserve">노아: 아마도요. 레오는 60%에 가깝다고 봐요.</w:t>
-      </w:r>
-    </w:p>
-    <w:p>
-      <w:pPr>
-        <w:numPr>
-          <w:ilvl w:val="0"/>
-          <w:numId w:val="1003"/>
-        </w:numPr>
+    </w:p>
+    <w:p>
+      <w:pPr>
+        <w:pStyle w:val="BodyText"/>
       </w:pPr>
       <w:r>
         <w:t xml:space="preserve">MAYA: Noah, I swear to you, I didn’t know. I’m the CEO, and I didn’t know, which might be worse. I should have asked to see every exclusion. I trusted the summary because I trusted the person who wrote it.</w:t>
       </w:r>
-      <w:r>
-        <w:t xml:space="preserve"> </w:t>
-      </w:r>
-      <w:r>
-        <w:t xml:space="preserve">마야: 노아, 맹세할게요. 몰랐어요. 제가 CEO인데 몰랐어요. 그게 더 나쁠 수도 있죠. 제외된 걸 전부 보자고 했어야 했어요. 요약을 쓴 사람을 믿었기 때문에 요약을 믿었어요.</w:t>
-      </w:r>
-    </w:p>
-    <w:p>
-      <w:pPr>
-        <w:numPr>
-          <w:ilvl w:val="0"/>
-          <w:numId w:val="1003"/>
-        </w:numPr>
+    </w:p>
+    <w:p>
+      <w:pPr>
+        <w:pStyle w:val="BodyText"/>
       </w:pPr>
       <w:r>
         <w:t xml:space="preserve">NOAH: Theo.</w:t>
       </w:r>
-      <w:r>
-        <w:t xml:space="preserve"> </w:t>
-      </w:r>
-      <w:r>
-        <w:t xml:space="preserve">노아: 테오.</w:t>
-      </w:r>
-    </w:p>
-    <w:p>
-      <w:pPr>
-        <w:numPr>
-          <w:ilvl w:val="0"/>
-          <w:numId w:val="1003"/>
-        </w:numPr>
+    </w:p>
+    <w:p>
+      <w:pPr>
+        <w:pStyle w:val="BodyText"/>
       </w:pPr>
       <w:r>
         <w:t xml:space="preserve">MAYA: Theo. He’s in the other room, isn’t he?</w:t>
       </w:r>
-      <w:r>
-        <w:t xml:space="preserve"> </w:t>
-      </w:r>
-      <w:r>
-        <w:t xml:space="preserve">마야: 테오. 다른 방에 있죠?</w:t>
-      </w:r>
-    </w:p>
-    <w:p>
-      <w:pPr>
-        <w:numPr>
-          <w:ilvl w:val="0"/>
-          <w:numId w:val="1003"/>
-        </w:numPr>
+    </w:p>
+    <w:p>
+      <w:pPr>
+        <w:pStyle w:val="BodyText"/>
       </w:pPr>
       <w:r>
         <w:t xml:space="preserve">NOAH: With Elena and Diane. Same question.</w:t>
       </w:r>
-      <w:r>
-        <w:t xml:space="preserve"> </w:t>
-      </w:r>
-      <w:r>
-        <w:t xml:space="preserve">노아: 엘레나, 다이앤과 함께요. 같은 질문으로.</w:t>
-      </w:r>
-    </w:p>
-    <w:p>
-      <w:pPr>
-        <w:numPr>
-          <w:ilvl w:val="0"/>
-          <w:numId w:val="1003"/>
-        </w:numPr>
+    </w:p>
+    <w:p>
+      <w:pPr>
+        <w:pStyle w:val="BodyText"/>
       </w:pPr>
       <w:r>
         <w:t xml:space="preserve">ELENA: Theo, one question. When did you know that most of the excluded scans were darker skin?</w:t>
       </w:r>
-      <w:r>
-        <w:t xml:space="preserve"> </w:t>
-      </w:r>
-      <w:r>
-        <w:t xml:space="preserve">엘레나: 테오, 질문 하나. 제외된 스캔 대부분이 어두운 피부라는 걸 언제 알았어요?</w:t>
-      </w:r>
-    </w:p>
-    <w:p>
-      <w:pPr>
-        <w:numPr>
-          <w:ilvl w:val="0"/>
-          <w:numId w:val="1003"/>
-        </w:numPr>
+    </w:p>
+    <w:p>
+      <w:pPr>
+        <w:pStyle w:val="BodyText"/>
       </w:pPr>
       <w:r>
         <w:t xml:space="preserve">THEO: …The day I removed them.</w:t>
       </w:r>
-      <w:r>
-        <w:t xml:space="preserve"> </w:t>
-      </w:r>
-      <w:r>
-        <w:t xml:space="preserve">테오: …제거한 날이요.</w:t>
-      </w:r>
-    </w:p>
-    <w:p>
-      <w:pPr>
-        <w:numPr>
-          <w:ilvl w:val="0"/>
-          <w:numId w:val="1003"/>
-        </w:numPr>
+    </w:p>
+    <w:p>
+      <w:pPr>
+        <w:pStyle w:val="BodyText"/>
       </w:pPr>
       <w:r>
         <w:t xml:space="preserve">DIANE: Please explain. Take your time. I’m writing everything down.</w:t>
       </w:r>
-      <w:r>
-        <w:t xml:space="preserve"> </w:t>
-      </w:r>
-      <w:r>
-        <w:t xml:space="preserve">다이앤: 설명해 주세요. 천천히. 전부 받아 적고 있어요.</w:t>
-      </w:r>
-    </w:p>
-    <w:p>
-      <w:pPr>
-        <w:numPr>
-          <w:ilvl w:val="0"/>
-          <w:numId w:val="1003"/>
-        </w:numPr>
+    </w:p>
+    <w:p>
+      <w:pPr>
+        <w:pStyle w:val="BodyText"/>
       </w:pPr>
       <w:r>
         <w:t xml:space="preserve">THEO: Two years ago, we had a demo for our seed investors in three days. The accuracy was eighty-six percent, and I knew they wanted ninety. The darker-skin scans were harder to align, so I labelled them as poor quality and removed them. I told myself it was cleaning. It was hiding.</w:t>
       </w:r>
-      <w:r>
-        <w:t xml:space="preserve"> </w:t>
-      </w:r>
-      <w:r>
-        <w:t xml:space="preserve">테오: 2년 전, 3일 뒤에 시드 투자자 데모가 있었어요. 정확도가 86%였고, 그들이 90을 원한다는 걸 알았어요. 어두운 피부 스캔은 정렬이 더 어려웠고, 그래서 품질 불량으로 표시해서 제거했어요. 정리라고 스스로 말했어요. 숨긴 거였어요.</w:t>
-      </w:r>
-    </w:p>
-    <w:p>
-      <w:pPr>
-        <w:numPr>
-          <w:ilvl w:val="0"/>
-          <w:numId w:val="1003"/>
-        </w:numPr>
+    </w:p>
+    <w:p>
+      <w:pPr>
+        <w:pStyle w:val="BodyText"/>
       </w:pPr>
       <w:r>
         <w:t xml:space="preserve">ELENA: Did Maya know?</w:t>
       </w:r>
-      <w:r>
-        <w:t xml:space="preserve"> </w:t>
-      </w:r>
-      <w:r>
-        <w:t xml:space="preserve">엘레나: 마야는 알았어요?</w:t>
-      </w:r>
-    </w:p>
-    <w:p>
-      <w:pPr>
-        <w:numPr>
-          <w:ilvl w:val="0"/>
-          <w:numId w:val="1003"/>
-        </w:numPr>
+    </w:p>
+    <w:p>
+      <w:pPr>
+        <w:pStyle w:val="BodyText"/>
       </w:pPr>
       <w:r>
         <w:t xml:space="preserve">THEO: No. She asked me once if the exclusions were normal. I said yes. That’s the part I can’t undo.</w:t>
       </w:r>
-      <w:r>
-        <w:t xml:space="preserve"> </w:t>
-      </w:r>
-      <w:r>
-        <w:t xml:space="preserve">테오: 아니요. 한 번 제외가 정상이냐고 물었어요. 그렇다고 했어요. 그게 되돌릴 수 없는 부분이에요.</w:t>
-      </w:r>
-    </w:p>
-    <w:p>
-      <w:pPr>
-        <w:numPr>
-          <w:ilvl w:val="0"/>
-          <w:numId w:val="1003"/>
-        </w:numPr>
+    </w:p>
+    <w:p>
+      <w:pPr>
+        <w:pStyle w:val="BodyText"/>
       </w:pPr>
       <w:r>
         <w:t xml:space="preserve">ELENA: Why are you telling us now?</w:t>
       </w:r>
-      <w:r>
-        <w:t xml:space="preserve"> </w:t>
-      </w:r>
-      <w:r>
-        <w:t xml:space="preserve">엘레나: 왜 지금 말하는 거예요?</w:t>
-      </w:r>
-    </w:p>
-    <w:p>
-      <w:pPr>
-        <w:numPr>
-          <w:ilvl w:val="0"/>
-          <w:numId w:val="1003"/>
-        </w:numPr>
+    </w:p>
+    <w:p>
+      <w:pPr>
+        <w:pStyle w:val="BodyText"/>
       </w:pPr>
       <w:r>
         <w:t xml:space="preserve">THEO: Because when Marisol asked about skin tone, Maya stopped breathing, and I knew she’d get blamed for something I did. And because your company publishes its mistakes. I read about your recall. I wanted to work somewhere like that, even if it costs me this job.</w:t>
       </w:r>
-      <w:r>
-        <w:t xml:space="preserve"> </w:t>
-      </w:r>
-      <w:r>
-        <w:t xml:space="preserve">테오: 마리솔이 피부톤을 물었을 때 마야가 숨을 멈췄고, 제가 한 일로 그녀가 비난받을 거라는 걸 알았으니까요. 그리고 이 회사는 자기 실수를 공개하잖아요. 회수 기사를 읽었어요. 이 자리를 잃게 되더라도, 그런 곳에서 일하고 싶었어요.</w:t>
-      </w:r>
-    </w:p>
-    <w:p>
-      <w:pPr>
-        <w:numPr>
-          <w:ilvl w:val="0"/>
-          <w:numId w:val="1003"/>
-        </w:numPr>
+    </w:p>
+    <w:p>
+      <w:pPr>
+        <w:pStyle w:val="BodyText"/>
       </w:pPr>
       <w:r>
         <w:t xml:space="preserve">DIANE: You understand this goes in the disclosure schedule. With your name.</w:t>
       </w:r>
-      <w:r>
-        <w:t xml:space="preserve"> </w:t>
-      </w:r>
-      <w:r>
-        <w:t xml:space="preserve">다이앤: 이게 공개 목록에 들어간다는 거 이해하죠. 당신 이름과 함께.</w:t>
-      </w:r>
-    </w:p>
-    <w:p>
-      <w:pPr>
-        <w:numPr>
-          <w:ilvl w:val="0"/>
-          <w:numId w:val="1003"/>
-        </w:numPr>
+    </w:p>
+    <w:p>
+      <w:pPr>
+        <w:pStyle w:val="BodyText"/>
       </w:pPr>
       <w:r>
         <w:t xml:space="preserve">THEO: I understand. Put my name first.</w:t>
       </w:r>
-      <w:r>
-        <w:t xml:space="preserve"> </w:t>
-      </w:r>
-      <w:r>
-        <w:t xml:space="preserve">테오: 이해해요. 제 이름을 맨 앞에 쓰세요.</w:t>
-      </w:r>
-    </w:p>
-    <w:p>
-      <w:pPr>
-        <w:numPr>
-          <w:ilvl w:val="0"/>
-          <w:numId w:val="1003"/>
-        </w:numPr>
+    </w:p>
+    <w:p>
+      <w:pPr>
+        <w:pStyle w:val="BodyText"/>
       </w:pPr>
       <w:r>
         <w:t xml:space="preserve">ELENA: Theo, last question. If you were me, would you trust you again?</w:t>
       </w:r>
-      <w:r>
-        <w:t xml:space="preserve"> </w:t>
-      </w:r>
-      <w:r>
-        <w:t xml:space="preserve">엘레나: 테오, 마지막 질문. 당신이 나라면, 당신을 다시 믿겠어요?</w:t>
-      </w:r>
-    </w:p>
-    <w:p>
-      <w:pPr>
-        <w:numPr>
-          <w:ilvl w:val="0"/>
-          <w:numId w:val="1003"/>
-        </w:numPr>
+    </w:p>
+    <w:p>
+      <w:pPr>
+        <w:pStyle w:val="BodyText"/>
       </w:pPr>
       <w:r>
         <w:t xml:space="preserve">THEO: Not with a summary. With a record. Every exclusion, with a reason next to it, signed by two people.</w:t>
       </w:r>
-      <w:r>
-        <w:t xml:space="preserve"> </w:t>
-      </w:r>
-      <w:r>
-        <w:t xml:space="preserve">테오: 요약으로는 아니요. 기록으로요. 모든 제외에 사유를 옆에 적고, 두 사람이 서명하는 거요.</w:t>
-      </w:r>
-    </w:p>
-    <w:p>
-      <w:pPr>
-        <w:numPr>
-          <w:ilvl w:val="0"/>
-          <w:numId w:val="1003"/>
-        </w:numPr>
+    </w:p>
+    <w:p>
+      <w:pPr>
+        <w:pStyle w:val="BodyText"/>
       </w:pPr>
       <w:r>
         <w:t xml:space="preserve">ELENA: That’s the right answer. It’s also what Leo would say.</w:t>
       </w:r>
-      <w:r>
-        <w:t xml:space="preserve"> </w:t>
-      </w:r>
-      <w:r>
-        <w:t xml:space="preserve">엘레나: 그게 맞는 답이에요. 레오도 그렇게 말할 거예요.</w:t>
-      </w:r>
-    </w:p>
-    <w:p>
-      <w:pPr>
-        <w:numPr>
-          <w:ilvl w:val="0"/>
-          <w:numId w:val="1003"/>
-        </w:numPr>
+    </w:p>
+    <w:p>
+      <w:pPr>
+        <w:pStyle w:val="BodyText"/>
       </w:pPr>
       <w:r>
         <w:t xml:space="preserve">NOAH: Maya, Theo has told Elena everything. He did it alone, two years ago. He says you asked him once.</w:t>
       </w:r>
-      <w:r>
-        <w:t xml:space="preserve"> </w:t>
-      </w:r>
-      <w:r>
-        <w:t xml:space="preserve">노아: 마야, 테오가 엘레나에게 전부 말했어요. 2년 전, 혼자 한 거래요. 당신이 한 번 물었다고 하더군요.</w:t>
-      </w:r>
-    </w:p>
-    <w:p>
-      <w:pPr>
-        <w:numPr>
-          <w:ilvl w:val="0"/>
-          <w:numId w:val="1003"/>
-        </w:numPr>
+    </w:p>
+    <w:p>
+      <w:pPr>
+        <w:pStyle w:val="BodyText"/>
       </w:pPr>
       <w:r>
         <w:t xml:space="preserve">MAYA: I did ask. And I accepted</w:t>
@@ -1709,11 +1010,13 @@
       <w:r>
         <w:t xml:space="preserve">because I was busy and it was easier. That’s on me too.</w:t>
       </w:r>
-      <w:r>
-        <w:t xml:space="preserve"> </w:t>
-      </w:r>
-      <w:r>
-        <w:t xml:space="preserve">마야: 물었어요. 그리고 바빴고 그게 쉬웠으니까</w:t>
+    </w:p>
+    <w:p>
+      <w:pPr>
+        <w:pStyle w:val="BodyText"/>
+      </w:pPr>
+      <w:r>
+        <w:t xml:space="preserve">NOAH: That’s a good answer. Most CEOs would say</w:t>
       </w:r>
       <w:r>
         <w:t xml:space="preserve"> </w:t>
@@ -1722,142 +1025,50 @@
         <w:t xml:space="preserve">“</w:t>
       </w:r>
       <w:r>
-        <w:t xml:space="preserve">네</w:t>
+        <w:t xml:space="preserve">he lied to me.</w:t>
       </w:r>
       <w:r>
         <w:t xml:space="preserve">”</w:t>
       </w:r>
-      <w:r>
-        <w:t xml:space="preserve">를 받아들였어요. 그건 제 책임이기도 해요.</w:t>
-      </w:r>
-    </w:p>
-    <w:p>
-      <w:pPr>
-        <w:numPr>
-          <w:ilvl w:val="0"/>
-          <w:numId w:val="1003"/>
-        </w:numPr>
-      </w:pPr>
-      <w:r>
-        <w:t xml:space="preserve">NOAH: That’s a good answer. Most CEOs would say</w:t>
-      </w:r>
-      <w:r>
-        <w:t xml:space="preserve"> </w:t>
-      </w:r>
-      <w:r>
-        <w:t xml:space="preserve">“</w:t>
-      </w:r>
-      <w:r>
-        <w:t xml:space="preserve">he lied to me.</w:t>
-      </w:r>
-      <w:r>
-        <w:t xml:space="preserve">”</w:t>
-      </w:r>
-      <w:r>
-        <w:t xml:space="preserve"> </w:t>
-      </w:r>
-      <w:r>
-        <w:t xml:space="preserve">노아: 좋은 답이에요. 대부분의 CEO는</w:t>
-      </w:r>
-      <w:r>
-        <w:t xml:space="preserve"> </w:t>
-      </w:r>
-      <w:r>
-        <w:t xml:space="preserve">“</w:t>
-      </w:r>
-      <w:r>
-        <w:t xml:space="preserve">그가 거짓말했다</w:t>
-      </w:r>
-      <w:r>
-        <w:t xml:space="preserve">”</w:t>
-      </w:r>
-      <w:r>
-        <w:t xml:space="preserve">고 할 거예요.</w:t>
-      </w:r>
-    </w:p>
-    <w:p>
-      <w:pPr>
-        <w:numPr>
-          <w:ilvl w:val="0"/>
-          <w:numId w:val="1003"/>
-        </w:numPr>
+    </w:p>
+    <w:p>
+      <w:pPr>
+        <w:pStyle w:val="BodyText"/>
       </w:pPr>
       <w:r>
         <w:t xml:space="preserve">MAYA: He did lie to me. But I let him. Are you going to fire him?</w:t>
       </w:r>
-      <w:r>
-        <w:t xml:space="preserve"> </w:t>
-      </w:r>
-      <w:r>
-        <w:t xml:space="preserve">마야: 거짓말한 건 맞아요. 하지만 제가 그렇게 두었어요. 그를 해고할 거예요?</w:t>
-      </w:r>
-    </w:p>
-    <w:p>
-      <w:pPr>
-        <w:numPr>
-          <w:ilvl w:val="0"/>
-          <w:numId w:val="1003"/>
-        </w:numPr>
+    </w:p>
+    <w:p>
+      <w:pPr>
+        <w:pStyle w:val="BodyText"/>
       </w:pPr>
       <w:r>
         <w:t xml:space="preserve">NOAH: I haven’t decided anything. What would you do?</w:t>
       </w:r>
-      <w:r>
-        <w:t xml:space="preserve"> </w:t>
-      </w:r>
-      <w:r>
-        <w:t xml:space="preserve">노아: 아무것도 결정 안 했어요. 당신이라면 어떻게 하겠어요?</w:t>
-      </w:r>
-    </w:p>
-    <w:p>
-      <w:pPr>
-        <w:numPr>
-          <w:ilvl w:val="0"/>
-          <w:numId w:val="1003"/>
-        </w:numPr>
+    </w:p>
+    <w:p>
+      <w:pPr>
+        <w:pStyle w:val="BodyText"/>
       </w:pPr>
       <w:r>
         <w:t xml:space="preserve">MAYA: Keep him. And make him write the rules that stop anyone doing it again. Including me.</w:t>
       </w:r>
-      <w:r>
-        <w:t xml:space="preserve"> </w:t>
-      </w:r>
-      <w:r>
-        <w:t xml:space="preserve">마야: 데리고 있을 거예요. 그리고 누구도 다시 그러지 못하게 하는 규칙을 쓰게 할 거예요. 저를 포함해서.</w:t>
-      </w:r>
-    </w:p>
-    <w:p>
-      <w:pPr>
-        <w:numPr>
-          <w:ilvl w:val="0"/>
-          <w:numId w:val="1003"/>
-        </w:numPr>
+    </w:p>
+    <w:p>
+      <w:pPr>
+        <w:pStyle w:val="BodyText"/>
       </w:pPr>
       <w:r>
         <w:t xml:space="preserve">NOAH: That’s interesting. Elena just texted me the same idea.</w:t>
       </w:r>
-      <w:r>
-        <w:t xml:space="preserve"> </w:t>
-      </w:r>
-      <w:r>
-        <w:t xml:space="preserve">노아: 흥미롭네요. 엘레나가 방금 같은 생각을 문자로 보냈어요.</w:t>
-      </w:r>
-    </w:p>
-    <w:p>
-      <w:pPr>
-        <w:numPr>
-          <w:ilvl w:val="0"/>
-          <w:numId w:val="1003"/>
-        </w:numPr>
+    </w:p>
+    <w:p>
+      <w:pPr>
+        <w:pStyle w:val="BodyText"/>
       </w:pPr>
       <w:r>
         <w:t xml:space="preserve">MAYA: Then can we talk about the price? Because I know it’s going to change.</w:t>
-      </w:r>
-      <w:r>
-        <w:t xml:space="preserve"> </w:t>
-      </w:r>
-      <w:r>
-        <w:t xml:space="preserve">마야: 그럼 가격 얘기해도 될까요? 바뀔 거라는 거 알아요.</w:t>
       </w:r>
     </w:p>
     <w:bookmarkEnd w:id="23"/>
@@ -1872,163 +1083,79 @@
     </w:p>
     <w:p>
       <w:pPr>
-        <w:numPr>
-          <w:ilvl w:val="0"/>
-          <w:numId w:val="1004"/>
-        </w:numPr>
+        <w:pStyle w:val="FirstParagraph"/>
       </w:pPr>
       <w:r>
         <w:t xml:space="preserve">PAUL: Here’s the CFO view. Cut six million from the upfront payment. The product is worth less today than we thought.</w:t>
       </w:r>
-      <w:r>
-        <w:t xml:space="preserve"> </w:t>
-      </w:r>
-      <w:r>
-        <w:t xml:space="preserve">폴: CFO 관점이에요. 선급에서 600만 깎아요. 이 제품은 오늘 우리가 생각한 것보다 가치가 낮아요.</w:t>
-      </w:r>
-    </w:p>
-    <w:p>
-      <w:pPr>
-        <w:numPr>
-          <w:ilvl w:val="0"/>
-          <w:numId w:val="1004"/>
-        </w:numPr>
+    </w:p>
+    <w:p>
+      <w:pPr>
+        <w:pStyle w:val="BodyText"/>
       </w:pPr>
       <w:r>
         <w:t xml:space="preserve">MAYA: I won’t argue. You found a problem I should have found.</w:t>
       </w:r>
-      <w:r>
-        <w:t xml:space="preserve"> </w:t>
-      </w:r>
-      <w:r>
-        <w:t xml:space="preserve">마야: 반박 안 할게요. 제가 찾았어야 할 문제를 찾으셨으니까.</w:t>
-      </w:r>
-    </w:p>
-    <w:p>
-      <w:pPr>
-        <w:numPr>
-          <w:ilvl w:val="0"/>
-          <w:numId w:val="1004"/>
-        </w:numPr>
+    </w:p>
+    <w:p>
+      <w:pPr>
+        <w:pStyle w:val="BodyText"/>
       </w:pPr>
       <w:r>
         <w:t xml:space="preserve">NOAH: I’m going to argue, Paul. Not for Maya. For us.</w:t>
       </w:r>
-      <w:r>
-        <w:t xml:space="preserve"> </w:t>
-      </w:r>
-      <w:r>
-        <w:t xml:space="preserve">노아: 내가 반박할게요, 폴. 마야를 위해서가 아니라. 우리를 위해서.</w:t>
-      </w:r>
-    </w:p>
-    <w:p>
-      <w:pPr>
-        <w:numPr>
-          <w:ilvl w:val="0"/>
-          <w:numId w:val="1004"/>
-        </w:numPr>
+    </w:p>
+    <w:p>
+      <w:pPr>
+        <w:pStyle w:val="BodyText"/>
       </w:pPr>
       <w:r>
         <w:t xml:space="preserve">PAUL: Go on.</w:t>
       </w:r>
-      <w:r>
-        <w:t xml:space="preserve"> </w:t>
-      </w:r>
-      <w:r>
-        <w:t xml:space="preserve">폴: 계속해요.</w:t>
-      </w:r>
-    </w:p>
-    <w:p>
-      <w:pPr>
-        <w:numPr>
-          <w:ilvl w:val="0"/>
-          <w:numId w:val="1004"/>
-        </w:numPr>
+    </w:p>
+    <w:p>
+      <w:pPr>
+        <w:pStyle w:val="BodyText"/>
       </w:pPr>
       <w:r>
         <w:t xml:space="preserve">NOAH: If we cut six million, we’re paying less for a tool that still doesn’t work on darker skin. That’s a discount on a problem, not a solution. I’d rather keep the price and tie part of it to fixing the problem. Then everyone in this room is paid to make it work for every face.</w:t>
       </w:r>
-      <w:r>
-        <w:t xml:space="preserve"> </w:t>
-      </w:r>
-      <w:r>
-        <w:t xml:space="preserve">노아: 600만을 깎으면, 여전히 어두운 피부에서 작동하지 않는 도구에 돈을 덜 내는 거예요. 그건 문제에 대한 할인이지 해결책이 아니에요. 가격은 유지하고 일부를 문제 해결에 묶는 게 나아요. 그러면 이 방의 모두가 모든 얼굴에서 작동하게 만드는 일로 보상받는 거죠.</w:t>
-      </w:r>
-    </w:p>
-    <w:p>
-      <w:pPr>
-        <w:numPr>
-          <w:ilvl w:val="0"/>
-          <w:numId w:val="1004"/>
-        </w:numPr>
+    </w:p>
+    <w:p>
+      <w:pPr>
+        <w:pStyle w:val="BodyText"/>
       </w:pPr>
       <w:r>
         <w:t xml:space="preserve">DIANE: An escrow. Part of the upfront held back until a condition is met.</w:t>
       </w:r>
-      <w:r>
-        <w:t xml:space="preserve"> </w:t>
-      </w:r>
-      <w:r>
-        <w:t xml:space="preserve">다이앤: 에스크로. 조건이 충족될 때까지 선급 일부를 보류하는 거죠.</w:t>
-      </w:r>
-    </w:p>
-    <w:p>
-      <w:pPr>
-        <w:numPr>
-          <w:ilvl w:val="0"/>
-          <w:numId w:val="1004"/>
-        </w:numPr>
+    </w:p>
+    <w:p>
+      <w:pPr>
+        <w:pStyle w:val="BodyText"/>
       </w:pPr>
       <w:r>
         <w:t xml:space="preserve">PAUL: How much?</w:t>
       </w:r>
-      <w:r>
-        <w:t xml:space="preserve"> </w:t>
-      </w:r>
-      <w:r>
-        <w:t xml:space="preserve">폴: 얼마나요?</w:t>
-      </w:r>
-    </w:p>
-    <w:p>
-      <w:pPr>
-        <w:numPr>
-          <w:ilvl w:val="0"/>
-          <w:numId w:val="1004"/>
-        </w:numPr>
+    </w:p>
+    <w:p>
+      <w:pPr>
+        <w:pStyle w:val="BodyText"/>
       </w:pPr>
       <w:r>
         <w:t xml:space="preserve">NOAH: Three million. Released when accuracy reaches ninety percent on every skin type, verified by Priya’s team.</w:t>
       </w:r>
-      <w:r>
-        <w:t xml:space="preserve"> </w:t>
-      </w:r>
-      <w:r>
-        <w:t xml:space="preserve">노아: 300만. 모든 피부톤에서 정확도 90%에 도달하면 지급. 프리야 팀이 검증.</w:t>
-      </w:r>
-    </w:p>
-    <w:p>
-      <w:pPr>
-        <w:numPr>
-          <w:ilvl w:val="0"/>
-          <w:numId w:val="1004"/>
-        </w:numPr>
+    </w:p>
+    <w:p>
+      <w:pPr>
+        <w:pStyle w:val="BodyText"/>
       </w:pPr>
       <w:r>
         <w:t xml:space="preserve">PRIYA: On new data. From at least three continents. Not from Austin and San Antonio alone.</w:t>
       </w:r>
-      <w:r>
-        <w:t xml:space="preserve"> </w:t>
-      </w:r>
-      <w:r>
-        <w:t xml:space="preserve">프리야: 새 데이터로. 최소 세 대륙에서. 오스틴과 샌안토니오만 말고.</w:t>
-      </w:r>
-    </w:p>
-    <w:p>
-      <w:pPr>
-        <w:numPr>
-          <w:ilvl w:val="0"/>
-          <w:numId w:val="1004"/>
-        </w:numPr>
+    </w:p>
+    <w:p>
+      <w:pPr>
+        <w:pStyle w:val="BodyText"/>
       </w:pPr>
       <w:r>
         <w:t xml:space="preserve">JAMES: Lagos is ready. I spoke to six dermatologists this weekend. They said yes before I finished the sentence. One of them said,</w:t>
@@ -2045,11 +1172,69 @@
       <w:r>
         <w:t xml:space="preserve">”</w:t>
       </w:r>
-      <w:r>
-        <w:t xml:space="preserve"> </w:t>
-      </w:r>
-      <w:r>
-        <w:t xml:space="preserve">제임스: 라고스는 준비됐어요. 이번 주말 피부과 의사 여섯 명과 얘기했어요. 제가 말을 끝내기도 전에 하겠다고 했어요. 한 명은</w:t>
+    </w:p>
+    <w:p>
+      <w:pPr>
+        <w:pStyle w:val="BodyText"/>
+      </w:pPr>
+      <w:r>
+        <w:t xml:space="preserve">MARISOL: Grace says Dr. Song will join in Seoul. And Dr. Nguyen in Ho Chi Minh City.</w:t>
+      </w:r>
+    </w:p>
+    <w:p>
+      <w:pPr>
+        <w:pStyle w:val="BodyText"/>
+      </w:pPr>
+      <w:r>
+        <w:t xml:space="preserve">MAYA: Three continents. In one week. I spent three years in two cities.</w:t>
+      </w:r>
+    </w:p>
+    <w:p>
+      <w:pPr>
+        <w:pStyle w:val="BodyText"/>
+      </w:pPr>
+      <w:r>
+        <w:t xml:space="preserve">PAUL: And Theo? The board will ask.</w:t>
+      </w:r>
+    </w:p>
+    <w:p>
+      <w:pPr>
+        <w:pStyle w:val="BodyText"/>
+      </w:pPr>
+      <w:r>
+        <w:t xml:space="preserve">NOAH: Tom would fire him and cut the price. That’s the clean story for a board. But then I’d be buying a team that learned the lesson that hiding gets you fired, so next time, they hide better. I want a team that learned that telling the truth keeps you employed.</w:t>
+      </w:r>
+    </w:p>
+    <w:p>
+      <w:pPr>
+        <w:pStyle w:val="BodyText"/>
+      </w:pPr>
+      <w:r>
+        <w:t xml:space="preserve">DIANE: Then it goes in the disclosure schedule, in full, with Theo’s name. And a specific indemnity for that data.</w:t>
+      </w:r>
+    </w:p>
+    <w:p>
+      <w:pPr>
+        <w:pStyle w:val="BodyText"/>
+      </w:pPr>
+      <w:r>
+        <w:t xml:space="preserve">THEO: And I’d like to write Contour’s data principles. If you’ll let me.</w:t>
+      </w:r>
+    </w:p>
+    <w:p>
+      <w:pPr>
+        <w:pStyle w:val="BodyText"/>
+      </w:pPr>
+      <w:r>
+        <w:t xml:space="preserve">LEO: Rule one, please. Let me hear it.</w:t>
+      </w:r>
+    </w:p>
+    <w:p>
+      <w:pPr>
+        <w:pStyle w:val="BodyText"/>
+      </w:pPr>
+      <w:r>
+        <w:t xml:space="preserve">THEO:</w:t>
       </w:r>
       <w:r>
         <w:t xml:space="preserve"> </w:t>
@@ -2058,292 +1243,66 @@
         <w:t xml:space="preserve">“</w:t>
       </w:r>
       <w:r>
-        <w:t xml:space="preserve">드디어 누군가 주사하기 전에 우리 얼굴을 지도로 그리려 하네요</w:t>
+        <w:t xml:space="preserve">No scan leaves the data set without a reason written next to it, signed by two people.</w:t>
       </w:r>
       <w:r>
         <w:t xml:space="preserve">”</w:t>
       </w:r>
-      <w:r>
-        <w:t xml:space="preserve">라고 했어요.</w:t>
-      </w:r>
-    </w:p>
-    <w:p>
-      <w:pPr>
-        <w:numPr>
-          <w:ilvl w:val="0"/>
-          <w:numId w:val="1004"/>
-        </w:numPr>
-      </w:pPr>
-      <w:r>
-        <w:t xml:space="preserve">MARISOL: Grace says Dr. Song will join in Seoul. And Dr. Nguyen in Ho Chi Minh City.</w:t>
-      </w:r>
-      <w:r>
-        <w:t xml:space="preserve"> </w:t>
-      </w:r>
-      <w:r>
-        <w:t xml:space="preserve">마리솔: 그레이스 말로는 서울에선 송 원장님이 참여한대요. 호찌민에선 응우옌 원장님도.</w:t>
-      </w:r>
-    </w:p>
-    <w:p>
-      <w:pPr>
-        <w:numPr>
-          <w:ilvl w:val="0"/>
-          <w:numId w:val="1004"/>
-        </w:numPr>
-      </w:pPr>
-      <w:r>
-        <w:t xml:space="preserve">MAYA: Three continents. In one week. I spent three years in two cities.</w:t>
-      </w:r>
-      <w:r>
-        <w:t xml:space="preserve"> </w:t>
-      </w:r>
-      <w:r>
-        <w:t xml:space="preserve">마야: 세 대륙. 일주일 만에. 전 3년을 두 도시에서 보냈는데.</w:t>
-      </w:r>
-    </w:p>
-    <w:p>
-      <w:pPr>
-        <w:numPr>
-          <w:ilvl w:val="0"/>
-          <w:numId w:val="1004"/>
-        </w:numPr>
-      </w:pPr>
-      <w:r>
-        <w:t xml:space="preserve">PAUL: And Theo? The board will ask.</w:t>
-      </w:r>
-      <w:r>
-        <w:t xml:space="preserve"> </w:t>
-      </w:r>
-      <w:r>
-        <w:t xml:space="preserve">폴: 그리고 테오는요? 이사회가 물을 거예요.</w:t>
-      </w:r>
-    </w:p>
-    <w:p>
-      <w:pPr>
-        <w:numPr>
-          <w:ilvl w:val="0"/>
-          <w:numId w:val="1004"/>
-        </w:numPr>
-      </w:pPr>
-      <w:r>
-        <w:t xml:space="preserve">NOAH: Tom would fire him and cut the price. That’s the clean story for a board. But then I’d be buying a team that learned the lesson that hiding gets you fired, so next time, they hide better. I want a team that learned that telling the truth keeps you employed.</w:t>
-      </w:r>
-      <w:r>
-        <w:t xml:space="preserve"> </w:t>
-      </w:r>
-      <w:r>
-        <w:t xml:space="preserve">노아: 톰이라면 그를 해고하고 가격을 깎았을 거예요. 이사회엔 깔끔한 이야기죠. 하지만 그러면 숨기면 해고된다는 교훈을 배운 팀을 사는 거예요. 그럼 다음엔 더 잘 숨기겠죠. 나는 진실을 말하면 일자리가 지켜진다는 걸 배운 팀을 원해요.</w:t>
-      </w:r>
-    </w:p>
-    <w:p>
-      <w:pPr>
-        <w:numPr>
-          <w:ilvl w:val="0"/>
-          <w:numId w:val="1004"/>
-        </w:numPr>
-      </w:pPr>
-      <w:r>
-        <w:t xml:space="preserve">DIANE: Then it goes in the disclosure schedule, in full, with Theo’s name. And a specific indemnity for that data.</w:t>
-      </w:r>
-      <w:r>
-        <w:t xml:space="preserve"> </w:t>
-      </w:r>
-      <w:r>
-        <w:t xml:space="preserve">다이앤: 그럼 공개 목록에 전부, 테오의 이름과 함께 넣어요. 그리고 그 데이터에 대한 특정 면책 조항도.</w:t>
-      </w:r>
-    </w:p>
-    <w:p>
-      <w:pPr>
-        <w:numPr>
-          <w:ilvl w:val="0"/>
-          <w:numId w:val="1004"/>
-        </w:numPr>
-      </w:pPr>
-      <w:r>
-        <w:t xml:space="preserve">THEO: And I’d like to write Contour’s data principles. If you’ll let me.</w:t>
-      </w:r>
-      <w:r>
-        <w:t xml:space="preserve"> </w:t>
-      </w:r>
-      <w:r>
-        <w:t xml:space="preserve">테오: 그리고 컨투어의 데이터 원칙을 제가 쓰고 싶어요. 허락해 주신다면.</w:t>
-      </w:r>
-    </w:p>
-    <w:p>
-      <w:pPr>
-        <w:numPr>
-          <w:ilvl w:val="0"/>
-          <w:numId w:val="1004"/>
-        </w:numPr>
-      </w:pPr>
-      <w:r>
-        <w:t xml:space="preserve">LEO: Rule one, please. Let me hear it.</w:t>
-      </w:r>
-      <w:r>
-        <w:t xml:space="preserve"> </w:t>
-      </w:r>
-      <w:r>
-        <w:t xml:space="preserve">레오: 1조부터요. 들어 볼게요.</w:t>
-      </w:r>
-    </w:p>
-    <w:p>
-      <w:pPr>
-        <w:numPr>
-          <w:ilvl w:val="0"/>
-          <w:numId w:val="1004"/>
-        </w:numPr>
-      </w:pPr>
-      <w:r>
-        <w:t xml:space="preserve">THEO:</w:t>
-      </w:r>
-      <w:r>
-        <w:t xml:space="preserve"> </w:t>
-      </w:r>
-      <w:r>
-        <w:t xml:space="preserve">“</w:t>
-      </w:r>
-      <w:r>
-        <w:t xml:space="preserve">No scan leaves the data set without a reason written next to it, signed by two people.</w:t>
-      </w:r>
-      <w:r>
-        <w:t xml:space="preserve">”</w:t>
-      </w:r>
-      <w:r>
-        <w:t xml:space="preserve"> </w:t>
-      </w:r>
-      <w:r>
-        <w:t xml:space="preserve">테오:</w:t>
-      </w:r>
-      <w:r>
-        <w:t xml:space="preserve"> </w:t>
-      </w:r>
-      <w:r>
-        <w:t xml:space="preserve">“</w:t>
-      </w:r>
-      <w:r>
-        <w:t xml:space="preserve">어떤 스캔도 옆에 적힌 사유와 두 사람의 서명 없이 데이터 세트를 떠나지 않는다.</w:t>
-      </w:r>
-      <w:r>
-        <w:t xml:space="preserve">”</w:t>
-      </w:r>
-    </w:p>
-    <w:p>
-      <w:pPr>
-        <w:numPr>
-          <w:ilvl w:val="0"/>
-          <w:numId w:val="1004"/>
-        </w:numPr>
+    </w:p>
+    <w:p>
+      <w:pPr>
+        <w:pStyle w:val="BodyText"/>
       </w:pPr>
       <w:r>
         <w:t xml:space="preserve">LEO: Good. That’s batch-record thinking.</w:t>
       </w:r>
-      <w:r>
-        <w:t xml:space="preserve"> </w:t>
-      </w:r>
-      <w:r>
-        <w:t xml:space="preserve">레오: 좋아요. 그게 배치 기록식 사고예요.</w:t>
-      </w:r>
-    </w:p>
-    <w:p>
-      <w:pPr>
-        <w:numPr>
-          <w:ilvl w:val="0"/>
-          <w:numId w:val="1004"/>
-        </w:numPr>
+    </w:p>
+    <w:p>
+      <w:pPr>
+        <w:pStyle w:val="BodyText"/>
       </w:pPr>
       <w:r>
         <w:t xml:space="preserve">PAUL: Twenty-two upfront, three of it in escrow. Fourteen on milestones. Retention unchanged. I can defend that.</w:t>
       </w:r>
-      <w:r>
-        <w:t xml:space="preserve"> </w:t>
-      </w:r>
-      <w:r>
-        <w:t xml:space="preserve">폴: 선급 2,200만, 그중 300만은 에스크로. 이정표 1,400만. 리텐션은 그대로. 그건 방어할 수 있어요.</w:t>
-      </w:r>
-    </w:p>
-    <w:p>
-      <w:pPr>
-        <w:numPr>
-          <w:ilvl w:val="0"/>
-          <w:numId w:val="1004"/>
-        </w:numPr>
+    </w:p>
+    <w:p>
+      <w:pPr>
+        <w:pStyle w:val="BodyText"/>
       </w:pPr>
       <w:r>
         <w:t xml:space="preserve">MAYA: I accept. And Noah, thank you for not using the four months.</w:t>
       </w:r>
-      <w:r>
-        <w:t xml:space="preserve"> </w:t>
-      </w:r>
-      <w:r>
-        <w:t xml:space="preserve">마야: 받아들일게요. 그리고 노아, 4개월을 쓰지 않아 줘서 고마워요.</w:t>
-      </w:r>
-    </w:p>
-    <w:p>
-      <w:pPr>
-        <w:numPr>
-          <w:ilvl w:val="0"/>
-          <w:numId w:val="1004"/>
-        </w:numPr>
+    </w:p>
+    <w:p>
+      <w:pPr>
+        <w:pStyle w:val="BodyText"/>
       </w:pPr>
       <w:r>
         <w:t xml:space="preserve">NOAH: You told us before we asked. That’s worth more than six million to me.</w:t>
       </w:r>
-      <w:r>
-        <w:t xml:space="preserve"> </w:t>
-      </w:r>
-      <w:r>
-        <w:t xml:space="preserve">노아: 우리가 묻기 전에 말해 줬잖아요. 나한텐 그게 600만보다 가치 있어요.</w:t>
-      </w:r>
-    </w:p>
-    <w:p>
-      <w:pPr>
-        <w:numPr>
-          <w:ilvl w:val="0"/>
-          <w:numId w:val="1004"/>
-        </w:numPr>
+    </w:p>
+    <w:p>
+      <w:pPr>
+        <w:pStyle w:val="BodyText"/>
       </w:pPr>
       <w:r>
         <w:t xml:space="preserve">ELENA: And the launch condition stays. Equal accuracy, or no launch. In the contract.</w:t>
       </w:r>
-      <w:r>
-        <w:t xml:space="preserve"> </w:t>
-      </w:r>
-      <w:r>
-        <w:t xml:space="preserve">엘레나: 그리고 출시 조건은 그대로예요. 동등한 정확도, 아니면 출시 없음. 계약서에.</w:t>
-      </w:r>
-    </w:p>
-    <w:p>
-      <w:pPr>
-        <w:numPr>
-          <w:ilvl w:val="0"/>
-          <w:numId w:val="1004"/>
-        </w:numPr>
+    </w:p>
+    <w:p>
+      <w:pPr>
+        <w:pStyle w:val="BodyText"/>
       </w:pPr>
       <w:r>
         <w:t xml:space="preserve">MAYA: In the contract. And on my wall.</w:t>
       </w:r>
-      <w:r>
-        <w:t xml:space="preserve"> </w:t>
-      </w:r>
-      <w:r>
-        <w:t xml:space="preserve">마야: 계약서에. 그리고 제 벽에도.</w:t>
-      </w:r>
-    </w:p>
-    <w:p>
-      <w:pPr>
-        <w:numPr>
-          <w:ilvl w:val="0"/>
-          <w:numId w:val="1004"/>
-        </w:numPr>
+    </w:p>
+    <w:p>
+      <w:pPr>
+        <w:pStyle w:val="BodyText"/>
       </w:pPr>
       <w:r>
         <w:t xml:space="preserve">PAUL: Then we sign on Monday. Diane, can you draft tonight?</w:t>
-      </w:r>
-      <w:r>
-        <w:t xml:space="preserve"> </w:t>
-      </w:r>
-      <w:r>
-        <w:t xml:space="preserve">폴: 그럼 월요일에 서명해요. 다이앤, 오늘 밤 초안 쓸 수 있어요?</w:t>
       </w:r>
     </w:p>
     <w:bookmarkEnd w:id="24"/>
@@ -2358,180 +1317,87 @@
     </w:p>
     <w:p>
       <w:pPr>
-        <w:numPr>
-          <w:ilvl w:val="0"/>
-          <w:numId w:val="1005"/>
-        </w:numPr>
+        <w:pStyle w:val="FirstParagraph"/>
       </w:pPr>
       <w:r>
         <w:t xml:space="preserve">DIANE: Signed. Contour is a Veyra company. Escrow agent confirmed. Disclosure schedule attached.</w:t>
       </w:r>
-      <w:r>
-        <w:t xml:space="preserve"> </w:t>
-      </w:r>
-      <w:r>
-        <w:t xml:space="preserve">다이앤: 서명 완료. 컨투어는 베이라 회사예요. 에스크로 대리인 확인. 공개 목록 첨부.</w:t>
-      </w:r>
-    </w:p>
-    <w:p>
-      <w:pPr>
-        <w:numPr>
-          <w:ilvl w:val="0"/>
-          <w:numId w:val="1005"/>
-        </w:numPr>
+    </w:p>
+    <w:p>
+      <w:pPr>
+        <w:pStyle w:val="BodyText"/>
       </w:pPr>
       <w:r>
         <w:t xml:space="preserve">MAYA: I’ve never signed anything this heavy. My hand is shaking.</w:t>
       </w:r>
-      <w:r>
-        <w:t xml:space="preserve"> </w:t>
-      </w:r>
-      <w:r>
-        <w:t xml:space="preserve">마야: 이렇게 무거운 걸 서명해 본 적이 없어요. 손이 떨려요.</w:t>
-      </w:r>
-    </w:p>
-    <w:p>
-      <w:pPr>
-        <w:numPr>
-          <w:ilvl w:val="0"/>
-          <w:numId w:val="1005"/>
-        </w:numPr>
+    </w:p>
+    <w:p>
+      <w:pPr>
+        <w:pStyle w:val="BodyText"/>
       </w:pPr>
       <w:r>
         <w:t xml:space="preserve">NOAH: Mine shook when we signed our first lease. Two hundred square feet.</w:t>
       </w:r>
-      <w:r>
-        <w:t xml:space="preserve"> </w:t>
-      </w:r>
-      <w:r>
-        <w:t xml:space="preserve">노아: 내 손은 첫 임대 계약 때 떨렸어요. 200제곱피트.</w:t>
-      </w:r>
-    </w:p>
-    <w:p>
-      <w:pPr>
-        <w:numPr>
-          <w:ilvl w:val="0"/>
-          <w:numId w:val="1005"/>
-        </w:numPr>
+    </w:p>
+    <w:p>
+      <w:pPr>
+        <w:pStyle w:val="BodyText"/>
       </w:pPr>
       <w:r>
         <w:t xml:space="preserve">THEO: Noah, can I ask you something? Privately.</w:t>
       </w:r>
-      <w:r>
-        <w:t xml:space="preserve"> </w:t>
-      </w:r>
-      <w:r>
-        <w:t xml:space="preserve">테오: 노아, 하나 물어봐도 될까요? 따로.</w:t>
-      </w:r>
-    </w:p>
-    <w:p>
-      <w:pPr>
-        <w:numPr>
-          <w:ilvl w:val="0"/>
-          <w:numId w:val="1005"/>
-        </w:numPr>
+    </w:p>
+    <w:p>
+      <w:pPr>
+        <w:pStyle w:val="BodyText"/>
       </w:pPr>
       <w:r>
         <w:t xml:space="preserve">NOAH: Go ahead.</w:t>
       </w:r>
-      <w:r>
-        <w:t xml:space="preserve"> </w:t>
-      </w:r>
-      <w:r>
-        <w:t xml:space="preserve">노아: 하세요.</w:t>
-      </w:r>
-    </w:p>
-    <w:p>
-      <w:pPr>
-        <w:numPr>
-          <w:ilvl w:val="0"/>
-          <w:numId w:val="1005"/>
-        </w:numPr>
+    </w:p>
+    <w:p>
+      <w:pPr>
+        <w:pStyle w:val="BodyText"/>
       </w:pPr>
       <w:r>
         <w:t xml:space="preserve">THEO: You could have fired me. Everyone expected it. Even I expected it. Why didn’t you?</w:t>
       </w:r>
-      <w:r>
-        <w:t xml:space="preserve"> </w:t>
-      </w:r>
-      <w:r>
-        <w:t xml:space="preserve">테오: 저를 해고할 수 있었잖아요. 다들 예상했어요. 저도 예상했고요. 왜 안 하셨어요?</w:t>
-      </w:r>
-    </w:p>
-    <w:p>
-      <w:pPr>
-        <w:numPr>
-          <w:ilvl w:val="0"/>
-          <w:numId w:val="1005"/>
-        </w:numPr>
+    </w:p>
+    <w:p>
+      <w:pPr>
+        <w:pStyle w:val="BodyText"/>
       </w:pPr>
       <w:r>
         <w:t xml:space="preserve">NOAH: Then I’d have bought a company that hides things. I’d rather buy one that confesses them, even late.</w:t>
       </w:r>
-      <w:r>
-        <w:t xml:space="preserve"> </w:t>
-      </w:r>
-      <w:r>
-        <w:t xml:space="preserve">노아: 그럼 숨기는 회사를 산 셈이 됐겠죠. 늦더라도 털어놓는 회사를 사는 게 나아요.</w:t>
-      </w:r>
-    </w:p>
-    <w:p>
-      <w:pPr>
-        <w:numPr>
-          <w:ilvl w:val="0"/>
-          <w:numId w:val="1005"/>
-        </w:numPr>
+    </w:p>
+    <w:p>
+      <w:pPr>
+        <w:pStyle w:val="BodyText"/>
       </w:pPr>
       <w:r>
         <w:t xml:space="preserve">THEO: I won’t waste it.</w:t>
       </w:r>
-      <w:r>
-        <w:t xml:space="preserve"> </w:t>
-      </w:r>
-      <w:r>
-        <w:t xml:space="preserve">테오: 헛되게 하지 않을게요.</w:t>
-      </w:r>
-    </w:p>
-    <w:p>
-      <w:pPr>
-        <w:numPr>
-          <w:ilvl w:val="0"/>
-          <w:numId w:val="1005"/>
-        </w:numPr>
+    </w:p>
+    <w:p>
+      <w:pPr>
+        <w:pStyle w:val="BodyText"/>
       </w:pPr>
       <w:r>
         <w:t xml:space="preserve">NOAH: I know. Leo will make sure. He reads every signature.</w:t>
       </w:r>
-      <w:r>
-        <w:t xml:space="preserve"> </w:t>
-      </w:r>
-      <w:r>
-        <w:t xml:space="preserve">노아: 알아요. 레오가 확인할 거예요. 서명을 전부 읽거든요.</w:t>
-      </w:r>
-    </w:p>
-    <w:p>
-      <w:pPr>
-        <w:numPr>
-          <w:ilvl w:val="0"/>
-          <w:numId w:val="1005"/>
-        </w:numPr>
+    </w:p>
+    <w:p>
+      <w:pPr>
+        <w:pStyle w:val="BodyText"/>
       </w:pPr>
       <w:r>
         <w:t xml:space="preserve">PAUL: I have to tell the board why we didn’t cut the price. Any sentence I can borrow?</w:t>
       </w:r>
-      <w:r>
-        <w:t xml:space="preserve"> </w:t>
-      </w:r>
-      <w:r>
-        <w:t xml:space="preserve">폴: 왜 가격을 안 깎았는지 이사회에 말해야 해요. 빌려 쓸 문장 있어요?</w:t>
-      </w:r>
-    </w:p>
-    <w:p>
-      <w:pPr>
-        <w:numPr>
-          <w:ilvl w:val="0"/>
-          <w:numId w:val="1005"/>
-        </w:numPr>
+    </w:p>
+    <w:p>
+      <w:pPr>
+        <w:pStyle w:val="BodyText"/>
       </w:pPr>
       <w:r>
         <w:t xml:space="preserve">NOAH:</w:t>
@@ -2548,91 +1414,37 @@
       <w:r>
         <w:t xml:space="preserve">”</w:t>
       </w:r>
-      <w:r>
-        <w:t xml:space="preserve"> </w:t>
-      </w:r>
-      <w:r>
-        <w:t xml:space="preserve">노아:</w:t>
-      </w:r>
-      <w:r>
-        <w:t xml:space="preserve"> </w:t>
-      </w:r>
-      <w:r>
-        <w:t xml:space="preserve">“</w:t>
-      </w:r>
-      <w:r>
-        <w:t xml:space="preserve">우리는 문제가 아니라 해결에 돈을 냈다.</w:t>
-      </w:r>
-      <w:r>
-        <w:t xml:space="preserve">”</w:t>
-      </w:r>
-    </w:p>
-    <w:p>
-      <w:pPr>
-        <w:numPr>
-          <w:ilvl w:val="0"/>
-          <w:numId w:val="1005"/>
-        </w:numPr>
+    </w:p>
+    <w:p>
+      <w:pPr>
+        <w:pStyle w:val="BodyText"/>
       </w:pPr>
       <w:r>
         <w:t xml:space="preserve">PAUL: Pike will hate that. I like it.</w:t>
       </w:r>
-      <w:r>
-        <w:t xml:space="preserve"> </w:t>
-      </w:r>
-      <w:r>
-        <w:t xml:space="preserve">폴: 파이크는 싫어하겠네요. 난 좋아요.</w:t>
-      </w:r>
-    </w:p>
-    <w:p>
-      <w:pPr>
-        <w:numPr>
-          <w:ilvl w:val="0"/>
-          <w:numId w:val="1005"/>
-        </w:numPr>
+    </w:p>
+    <w:p>
+      <w:pPr>
+        <w:pStyle w:val="BodyText"/>
       </w:pPr>
       <w:r>
         <w:t xml:space="preserve">MARISOL: Noah, Grace is on the phone from Seoul. She says it can’t wait.</w:t>
       </w:r>
-      <w:r>
-        <w:t xml:space="preserve"> </w:t>
-      </w:r>
-      <w:r>
-        <w:t xml:space="preserve">마리솔: 노아, 서울에서 그레이스 전화예요. 기다릴 수 없대요.</w:t>
-      </w:r>
-    </w:p>
-    <w:p>
-      <w:pPr>
-        <w:numPr>
-          <w:ilvl w:val="0"/>
-          <w:numId w:val="1005"/>
-        </w:numPr>
+    </w:p>
+    <w:p>
+      <w:pPr>
+        <w:pStyle w:val="BodyText"/>
       </w:pPr>
       <w:r>
         <w:t xml:space="preserve">GRACE: Noah, a company in Shanghai wants to talk. Big. A distributor with nine thousand clinics. They saw the counterfeit warning and want the real thing in China. But they want something we’ve never given anyone.</w:t>
       </w:r>
-      <w:r>
-        <w:t xml:space="preserve"> </w:t>
-      </w:r>
-      <w:r>
-        <w:t xml:space="preserve">그레이스: 노아, 상하이의 한 회사가 얘기하고 싶어 해요. 커요. 클리닉 9,000곳을 가진 유통사예요. 위조품 경고를 보고 중국에 진품을 원한대요. 그런데 우리가 누구에게도 준 적 없는 걸 원해요.</w:t>
-      </w:r>
-    </w:p>
-    <w:p>
-      <w:pPr>
-        <w:numPr>
-          <w:ilvl w:val="0"/>
-          <w:numId w:val="1005"/>
-        </w:numPr>
+    </w:p>
+    <w:p>
+      <w:pPr>
+        <w:pStyle w:val="BodyText"/>
       </w:pPr>
       <w:r>
         <w:t xml:space="preserve">NOAH: What do they want?</w:t>
-      </w:r>
-      <w:r>
-        <w:t xml:space="preserve"> </w:t>
-      </w:r>
-      <w:r>
-        <w:t xml:space="preserve">노아: 뭘 원하는데요?</w:t>
       </w:r>
     </w:p>
     <w:p>
@@ -2773,7 +1585,7 @@
               <w:jc w:val="left"/>
             </w:pPr>
             <w:r>
-              <w:t xml:space="preserve">12턴. 실사의 핵심 원칙.</w:t>
+              <w:t xml:space="preserve">도입. 실사의 핵심 원칙.</w:t>
             </w:r>
           </w:p>
         </w:tc>
@@ -2823,7 +1635,7 @@
               <w:jc w:val="left"/>
             </w:pPr>
             <w:r>
-              <w:t xml:space="preserve">26턴.</w:t>
+              <w:t xml:space="preserve">장면1.</w:t>
             </w:r>
             <w:r>
               <w:t xml:space="preserve"> </w:t>
@@ -2888,7 +1700,7 @@
               <w:jc w:val="left"/>
             </w:pPr>
             <w:r>
-              <w:t xml:space="preserve">47턴. 책임 판단의 핵심 질문.</w:t>
+              <w:t xml:space="preserve">장면1. 책임 판단의 핵심 질문.</w:t>
             </w:r>
           </w:p>
         </w:tc>
@@ -2938,7 +1750,7 @@
               <w:jc w:val="left"/>
             </w:pPr>
             <w:r>
-              <w:t xml:space="preserve">63턴. 잘못의 정직한 인정.</w:t>
+              <w:t xml:space="preserve">장면2. 잘못의 정직한 인정.</w:t>
             </w:r>
           </w:p>
         </w:tc>
@@ -2988,7 +1800,7 @@
               <w:jc w:val="left"/>
             </w:pPr>
             <w:r>
-              <w:t xml:space="preserve">68·95턴. 인수 계약에 첨부하는 알려진 문제 목록.</w:t>
+              <w:t xml:space="preserve">장면2. 인수 계약에 첨부하는 알려진 문제 목록.</w:t>
             </w:r>
           </w:p>
         </w:tc>
@@ -3038,7 +1850,7 @@
               <w:jc w:val="left"/>
             </w:pPr>
             <w:r>
-              <w:t xml:space="preserve">95턴. 특정 위험에 대한 보상 약속.</w:t>
+              <w:t xml:space="preserve">절정·전환. 특정 위험에 대한 보상 약속.</w:t>
             </w:r>
           </w:p>
         </w:tc>
@@ -3088,7 +1900,7 @@
               <w:jc w:val="left"/>
             </w:pPr>
             <w:r>
-              <w:t xml:space="preserve">85턴. 가격 삭감 대신 조건부 지급 논리.</w:t>
+              <w:t xml:space="preserve">절정·전환. 가격 삭감 대신 조건부 지급 논리.</w:t>
             </w:r>
           </w:p>
         </w:tc>
@@ -3138,7 +1950,7 @@
               <w:jc w:val="left"/>
             </w:pPr>
             <w:r>
-              <w:t xml:space="preserve">86턴. 조건 충족 시 지급.</w:t>
+              <w:t xml:space="preserve">절정·전환. 조건 충족 시 지급.</w:t>
             </w:r>
           </w:p>
         </w:tc>
@@ -3188,7 +2000,7 @@
               <w:jc w:val="left"/>
             </w:pPr>
             <w:r>
-              <w:t xml:space="preserve">71턴. 신뢰 회복 방법.</w:t>
+              <w:t xml:space="preserve">장면2. 신뢰 회복 방법.</w:t>
             </w:r>
           </w:p>
         </w:tc>
@@ -3238,7 +2050,7 @@
               <w:jc w:val="left"/>
             </w:pPr>
             <w:r>
-              <w:t xml:space="preserve">116턴. 이사회 설명용 한 문장.</w:t>
+              <w:t xml:space="preserve">마무리. 이사회 설명용 한 문장.</w:t>
             </w:r>
           </w:p>
         </w:tc>
@@ -3619,7 +2431,7 @@
           <w:bCs/>
           <w:b/>
         </w:rPr>
-        <w:t xml:space="preserve">94턴 NOAH:</w:t>
+        <w:t xml:space="preserve">NOAH (절정·전환):</w:t>
       </w:r>
       <w:r>
         <w:t xml:space="preserve"> </w:t>
@@ -3896,9 +2708,1144 @@
         <w:t xml:space="preserve">실수한 팀원을 징계하자는 의견에, 조직이 배울 교훈을 기준으로 45단어 안팎으로 반대 의견 말하기.</w:t>
       </w:r>
     </w:p>
+    <w:p>
+      <w:r>
+        <w:pict>
+          <v:rect style="width:0;height:1.5pt" o:hralign="center" o:hrstd="t" o:hr="t"/>
+        </w:pict>
+      </w:r>
+    </w:p>
     <w:bookmarkEnd w:id="30"/>
     <w:bookmarkEnd w:id="31"/>
+    <w:bookmarkStart w:id="37" w:name="한국어-번역"/>
+    <w:p>
+      <w:pPr>
+        <w:pStyle w:val="Heading2"/>
+      </w:pPr>
+      <w:r>
+        <w:t xml:space="preserve">한국어 번역</w:t>
+      </w:r>
+    </w:p>
+    <w:bookmarkStart w:id="32" w:name="도입-10월-3일-오전-8시-사우스-콩그레스-카페-1"/>
+    <w:p>
+      <w:pPr>
+        <w:pStyle w:val="Heading3"/>
+      </w:pPr>
+      <w:r>
+        <w:t xml:space="preserve">도입 — 10월 3일 오전 8시, 사우스 콩그레스 카페</w:t>
+      </w:r>
+    </w:p>
+    <w:p>
+      <w:pPr>
+        <w:pStyle w:val="FirstParagraph"/>
+      </w:pPr>
+      <w:r>
+        <w:t xml:space="preserve">마야: 저는 오트 라테. 노아는 블랙커피. 프리야는요?</w:t>
+      </w:r>
+    </w:p>
+    <w:p>
+      <w:pPr>
+        <w:pStyle w:val="BodyText"/>
+      </w:pPr>
+      <w:r>
+        <w:t xml:space="preserve">프리야: 차요. 그리고 폴더 주세요. 차가 식기 전에.</w:t>
+      </w:r>
+    </w:p>
+    <w:p>
+      <w:pPr>
+        <w:pStyle w:val="BodyText"/>
+      </w:pPr>
+      <w:r>
+        <w:t xml:space="preserve">마야: 여기요. 전체 정확도는 94%예요. 하지만 그 숫자가 뭔가를 감추고 있고, 목요일에 말했어야 했어요.</w:t>
+      </w:r>
+    </w:p>
+    <w:p>
+      <w:pPr>
+        <w:pStyle w:val="BodyText"/>
+      </w:pPr>
+      <w:r>
+        <w:t xml:space="preserve">노아: 지금 말하고 있잖아요. 계속해요.</w:t>
+      </w:r>
+    </w:p>
+    <w:p>
+      <w:pPr>
+        <w:pStyle w:val="BodyText"/>
+      </w:pPr>
+      <w:r>
+        <w:t xml:space="preserve">마야: 어두운 피부, 5형과 6형에서는 정확도가 71%로 떨어져요. 1,200명 중 88명뿐이었어요.</w:t>
+      </w:r>
+    </w:p>
+    <w:p>
+      <w:pPr>
+        <w:pStyle w:val="BodyText"/>
+      </w:pPr>
+      <w:r>
+        <w:t xml:space="preserve">프리야: 71%. 바늘을 어디에 넣지 말라고 알려 주는 도구에서.</w:t>
+      </w:r>
+    </w:p>
+    <w:p>
+      <w:pPr>
+        <w:pStyle w:val="BodyText"/>
+      </w:pPr>
+      <w:r>
+        <w:t xml:space="preserve">마야: 알아요. 그래서 잠을 못 잤어요. 우리 클리닉은 오스틴과 샌안토니오였어요. 들어오는 사람을 스캔했죠.</w:t>
+      </w:r>
+    </w:p>
+    <w:p>
+      <w:pPr>
+        <w:pStyle w:val="BodyText"/>
+      </w:pPr>
+      <w:r>
+        <w:t xml:space="preserve">프리야: 정확도가 왜 떨어져요? 초음파예요, 카메라예요?</w:t>
+      </w:r>
+    </w:p>
+    <w:p>
+      <w:pPr>
+        <w:pStyle w:val="BodyText"/>
+      </w:pPr>
+      <w:r>
+        <w:t xml:space="preserve">마야: 카메라요. 표면 랜드마크로 초음파를 정렬하는데, 주로 밝은 피부로 학습됐어요. 초음파가 아니라 정렬이 실패해요.</w:t>
+      </w:r>
+    </w:p>
+    <w:p>
+      <w:pPr>
+        <w:pStyle w:val="BodyText"/>
+      </w:pPr>
+      <w:r>
+        <w:t xml:space="preserve">노아: 왜 발표 자료 1쪽에 없었어요?</w:t>
+      </w:r>
+    </w:p>
+    <w:p>
+      <w:pPr>
+        <w:pStyle w:val="BodyText"/>
+      </w:pPr>
+      <w:r>
+        <w:t xml:space="preserve">마야: 투자자마다 94로 시작하라고 했어요. 그렇게 뒀어요. 1쪽에 있어야 했어요. 죄송해요.</w:t>
+      </w:r>
+    </w:p>
+    <w:p>
+      <w:pPr>
+        <w:pStyle w:val="BodyText"/>
+      </w:pPr>
+      <w:r>
+        <w:t xml:space="preserve">노아: 마야, 실사에서 내 원칙은 하나예요. 내가 찾기 전에 말해 줘요. 당신은 그랬어요.</w:t>
+      </w:r>
+    </w:p>
+    <w:p>
+      <w:pPr>
+        <w:pStyle w:val="BodyText"/>
+      </w:pPr>
+      <w:r>
+        <w:t xml:space="preserve">마야: 그럼 거래는 아직 살아 있는 거예요?</w:t>
+      </w:r>
+    </w:p>
+    <w:p>
+      <w:pPr>
+        <w:pStyle w:val="BodyText"/>
+      </w:pPr>
+      <w:r>
+        <w:t xml:space="preserve">노아: 거래는 살아 있어요. 그리고 이제 진짜 실사가 시작되죠.</w:t>
+      </w:r>
+    </w:p>
+    <w:p>
+      <w:pPr>
+        <w:pStyle w:val="BodyText"/>
+      </w:pPr>
+      <w:r>
+        <w:t xml:space="preserve">프리야: 우리 팀이 모든 스캔을 볼 거예요. 요약 말고. 스캔 하나하나.</w:t>
+      </w:r>
+    </w:p>
     <w:bookmarkEnd w:id="32"/>
+    <w:bookmarkStart w:id="33" w:name="장면1-10월-8일-오후-데이터-룸-검토실-1"/>
+    <w:p>
+      <w:pPr>
+        <w:pStyle w:val="Heading3"/>
+      </w:pPr>
+      <w:r>
+        <w:t xml:space="preserve">장면1 — 10월 8일 오후, 데이터 룸 검토실</w:t>
+      </w:r>
+    </w:p>
+    <w:p>
+      <w:pPr>
+        <w:pStyle w:val="FirstParagraph"/>
+      </w:pPr>
+      <w:r>
+        <w:t xml:space="preserve">레오: 5일, 세 명, 스캔 1,200건. 문제가 있는데, 마야가 말한 그 문제가 아니에요.</w:t>
+      </w:r>
+    </w:p>
+    <w:p>
+      <w:pPr>
+        <w:pStyle w:val="BodyText"/>
+      </w:pPr>
+      <w:r>
+        <w:t xml:space="preserve">프리야: 보여 줘요.</w:t>
+      </w:r>
+    </w:p>
+    <w:p>
+      <w:pPr>
+        <w:pStyle w:val="BodyText"/>
+      </w:pPr>
+      <w:r>
+        <w:t xml:space="preserve">레오: 원 데이터 폴더엔 스캔이 1,340건 있어요. 검증 세트는 1,200건. 140건이 제거됐는데, 하나도 빠짐없이 사유가 똑같아요.</w:t>
+      </w:r>
+      <w:r>
+        <w:t xml:space="preserve"> </w:t>
+      </w:r>
+      <w:r>
+        <w:t xml:space="preserve">“</w:t>
+      </w:r>
+      <w:r>
+        <w:t xml:space="preserve">영상 품질 불량.</w:t>
+      </w:r>
+      <w:r>
+        <w:t xml:space="preserve">”</w:t>
+      </w:r>
+    </w:p>
+    <w:p>
+      <w:pPr>
+        <w:pStyle w:val="BodyText"/>
+      </w:pPr>
+      <w:r>
+        <w:t xml:space="preserve">마리솔: 그럴 수 있어요. 어떤 스캔은 나빠요. 환자가 움직이니까.</w:t>
+      </w:r>
+    </w:p>
+    <w:p>
+      <w:pPr>
+        <w:pStyle w:val="BodyText"/>
+      </w:pPr>
+      <w:r>
+        <w:t xml:space="preserve">레오: 제거된 스캔의 70%가 피부 5형과 6형이에요.</w:t>
+      </w:r>
+    </w:p>
+    <w:p>
+      <w:pPr>
+        <w:pStyle w:val="BodyText"/>
+      </w:pPr>
+      <w:r>
+        <w:t xml:space="preserve">프리야: …그러니까 71%가 좋은 소식이라는 거네요.</w:t>
+      </w:r>
+    </w:p>
+    <w:p>
+      <w:pPr>
+        <w:pStyle w:val="BodyText"/>
+      </w:pPr>
+      <w:r>
+        <w:t xml:space="preserve">레오: 정확해요. 그 스캔들이 남아 있었다면, 어두운 피부의 실제 정확도는 60%에 가까울 수도 있어요.</w:t>
+      </w:r>
+    </w:p>
+    <w:p>
+      <w:pPr>
+        <w:pStyle w:val="BodyText"/>
+      </w:pPr>
+      <w:r>
+        <w:t xml:space="preserve">마리솔: 마야는 알았어요?</w:t>
+      </w:r>
+    </w:p>
+    <w:p>
+      <w:pPr>
+        <w:pStyle w:val="BodyText"/>
+      </w:pPr>
+      <w:r>
+        <w:t xml:space="preserve">레오: 몰라요. 제거는 2년 전, 테오의 로그인으로 됐어요.</w:t>
+      </w:r>
+    </w:p>
+    <w:p>
+      <w:pPr>
+        <w:pStyle w:val="BodyText"/>
+      </w:pPr>
+      <w:r>
+        <w:t xml:space="preserve">프리야: 그럼 추측하지 않아요. 물어요. 내일 아침, 두 사람 다, 따로따로.</w:t>
+      </w:r>
+    </w:p>
+    <w:p>
+      <w:pPr>
+        <w:pStyle w:val="BodyText"/>
+      </w:pPr>
+      <w:r>
+        <w:t xml:space="preserve">다이앤: 누가 뭘 묻기 전에 이 말부터 할게요. 위험 신호는 판결이 아니에요. 올바른 순서로, 기록하면서, 당사자를 앞에 두고 신중하게 물어야 하는 질문이에요.</w:t>
+      </w:r>
+    </w:p>
+    <w:p>
+      <w:pPr>
+        <w:pStyle w:val="BodyText"/>
+      </w:pPr>
+      <w:r>
+        <w:t xml:space="preserve">노아: 그리고 마야가 알았다면요?</w:t>
+      </w:r>
+    </w:p>
+    <w:p>
+      <w:pPr>
+        <w:pStyle w:val="BodyText"/>
+      </w:pPr>
+      <w:r>
+        <w:t xml:space="preserve">다이앤: 그럼 진실의 절반만 말하고 나머지는 숨긴 거죠. 다른 거래예요. 아마 거래가 없을 거고요.</w:t>
+      </w:r>
+    </w:p>
+    <w:p>
+      <w:pPr>
+        <w:pStyle w:val="BodyText"/>
+      </w:pPr>
+      <w:r>
+        <w:t xml:space="preserve">노아: 그리고 몰랐다면요?</w:t>
+      </w:r>
+    </w:p>
+    <w:p>
+      <w:pPr>
+        <w:pStyle w:val="BodyText"/>
+      </w:pPr>
+      <w:r>
+        <w:t xml:space="preserve">다이앤: 그럼 질문이 달라져요. 테오를 믿을 수 있느냐.</w:t>
+      </w:r>
+    </w:p>
+    <w:p>
+      <w:pPr>
+        <w:pStyle w:val="BodyText"/>
+      </w:pPr>
+      <w:r>
+        <w:t xml:space="preserve">폴: 어느 쪽이든 가격이 바뀌어요. 세계 인구 3분의 1에게 60% 정확도는 4,000만의 가치가 없어요.</w:t>
+      </w:r>
+    </w:p>
+    <w:p>
+      <w:pPr>
+        <w:pStyle w:val="BodyText"/>
+      </w:pPr>
+      <w:r>
+        <w:t xml:space="preserve">엘레나: 모든 얼굴에서 작동하기 전까지는 아무 가치가 없어요. 그때까지 단 한 곳의 클리닉에도 넣지 않을 거예요. 오스틴도, 서울도, 라고스도. 일부 환자에게만 안전한 안전 도구는 나머지에게 위험해요. 시술자에게 거짓 확신을 주니까요.</w:t>
+      </w:r>
+    </w:p>
+    <w:p>
+      <w:pPr>
+        <w:pStyle w:val="BodyText"/>
+      </w:pPr>
+      <w:r>
+        <w:t xml:space="preserve">노아: 동의해요. 피부톤 간 정확도가 같아질 때까지 출시 없음. 협상 사항이 아니에요. 조건이에요.</w:t>
+      </w:r>
+    </w:p>
+    <w:p>
+      <w:pPr>
+        <w:pStyle w:val="BodyText"/>
+      </w:pPr>
+      <w:r>
+        <w:t xml:space="preserve">프리야: 고칠 수 있어요? 기술적으로?</w:t>
+      </w:r>
+    </w:p>
+    <w:p>
+      <w:pPr>
+        <w:pStyle w:val="BodyText"/>
+      </w:pPr>
+      <w:r>
+        <w:t xml:space="preserve">레오: 초음파는 작동해요. 카메라 정렬에 데이터가 더 필요해요. 어두운 피부, 훨씬 더 많은 얼굴, 여러 곳에서.</w:t>
+      </w:r>
+    </w:p>
+    <w:p>
+      <w:pPr>
+        <w:pStyle w:val="BodyText"/>
+      </w:pPr>
+      <w:r>
+        <w:t xml:space="preserve">마리솔: 제임스. 라고스. 거기서 태어났고, 어머니가 아직도 그 도시 피부과 의사 절반을 알아요.</w:t>
+      </w:r>
+    </w:p>
+    <w:p>
+      <w:pPr>
+        <w:pStyle w:val="BodyText"/>
+      </w:pPr>
+      <w:r>
+        <w:t xml:space="preserve">노아: 오늘 밤 전화해요.</w:t>
+      </w:r>
+    </w:p>
+    <w:p>
+      <w:pPr>
+        <w:pStyle w:val="BodyText"/>
+      </w:pPr>
+      <w:r>
+        <w:t xml:space="preserve">폴: 노아, CFO가 해야 하는 말 해도 될까요?</w:t>
+      </w:r>
+    </w:p>
+    <w:p>
+      <w:pPr>
+        <w:pStyle w:val="BodyText"/>
+      </w:pPr>
+      <w:r>
+        <w:t xml:space="preserve">노아: 해요.</w:t>
+      </w:r>
+    </w:p>
+    <w:p>
+      <w:pPr>
+        <w:pStyle w:val="BodyText"/>
+      </w:pPr>
+      <w:r>
+        <w:t xml:space="preserve">폴: 이제 레버리지가 있어요. 그녀는 현금이 4개월 남았고, 가장 좋은 숫자가 틀렸어요. 보통 인수자라면 가격을 반으로 깎고 펜을 들고 들어가요. 그래야 한다는 게 아니에요. 톰이라면 그럴 거고, 이사회는 왜 안 했냐고 물을 거라는 거예요.</w:t>
+      </w:r>
+    </w:p>
+    <w:p>
+      <w:pPr>
+        <w:pStyle w:val="BodyText"/>
+      </w:pPr>
+      <w:r>
+        <w:t xml:space="preserve">노아: 그럼 이사회가 이해할 답을 찾아요. 마야와 테오 얘기를 들은 다음에.</w:t>
+      </w:r>
+    </w:p>
+    <w:p>
+      <w:pPr>
+        <w:pStyle w:val="BodyText"/>
+      </w:pPr>
+      <w:r>
+        <w:t xml:space="preserve">다이앤: 따로따로. 그리고 내가 두 방에 다 있을게요. 기록하면서.</w:t>
+      </w:r>
+    </w:p>
+    <w:p>
+      <w:pPr>
+        <w:pStyle w:val="BodyText"/>
+      </w:pPr>
+      <w:r>
+        <w:t xml:space="preserve">엘레나: 테오 방에 내가 있어도 될까요? 실수한 사람들에게 어려운 질문을 해야 했던 적이 있어요.</w:t>
+      </w:r>
+    </w:p>
+    <w:p>
+      <w:pPr>
+        <w:pStyle w:val="BodyText"/>
+      </w:pPr>
+      <w:r>
+        <w:t xml:space="preserve">노아: 당신과 다이앤. 마야는 내가 맡을게요.</w:t>
+      </w:r>
+    </w:p>
+    <w:p>
+      <w:pPr>
+        <w:pStyle w:val="BodyText"/>
+      </w:pPr>
+      <w:r>
+        <w:t xml:space="preserve">프리야: 그리고 두 사람 모두에게 중요한 질문 하나를 적을게요.</w:t>
+      </w:r>
+      <w:r>
+        <w:t xml:space="preserve"> </w:t>
+      </w:r>
+      <w:r>
+        <w:t xml:space="preserve">“</w:t>
+      </w:r>
+      <w:r>
+        <w:t xml:space="preserve">무슨 일이 있었냐</w:t>
+      </w:r>
+      <w:r>
+        <w:t xml:space="preserve">”</w:t>
+      </w:r>
+      <w:r>
+        <w:t xml:space="preserve">가 아니라.</w:t>
+      </w:r>
+    </w:p>
+    <w:p>
+      <w:pPr>
+        <w:pStyle w:val="BodyText"/>
+      </w:pPr>
+      <w:r>
+        <w:t xml:space="preserve">노아: 그럼 뭔데요?</w:t>
+      </w:r>
+    </w:p>
+    <w:p>
+      <w:pPr>
+        <w:pStyle w:val="BodyText"/>
+      </w:pPr>
+      <w:r>
+        <w:t xml:space="preserve">프리야:</w:t>
+      </w:r>
+      <w:r>
+        <w:t xml:space="preserve"> </w:t>
+      </w:r>
+      <w:r>
+        <w:t xml:space="preserve">“</w:t>
+      </w:r>
+      <w:r>
+        <w:t xml:space="preserve">언제 알았어요?</w:t>
+      </w:r>
+      <w:r>
+        <w:t xml:space="preserve">”</w:t>
+      </w:r>
+    </w:p>
+    <w:p>
+      <w:pPr>
+        <w:pStyle w:val="BodyText"/>
+      </w:pPr>
+      <w:r>
+        <w:t xml:space="preserve">마리솔: 4년 차에 엘레나가 우리 모두에게 했던 질문이네요. 회수 때.</w:t>
+      </w:r>
+    </w:p>
+    <w:p>
+      <w:pPr>
+        <w:pStyle w:val="BodyText"/>
+      </w:pPr>
+      <w:r>
+        <w:t xml:space="preserve">엘레나: 그리고 다들 1초 만에 답했죠. 그래서 우리가 아직 여기 있는 거예요.</w:t>
+      </w:r>
+    </w:p>
+    <w:p>
+      <w:pPr>
+        <w:pStyle w:val="BodyText"/>
+      </w:pPr>
+      <w:r>
+        <w:t xml:space="preserve">폴: 내일 오전 7시. 커피는 내가 주문할게요. 어차피 아무도 안 마시겠지만.</w:t>
+      </w:r>
+    </w:p>
+    <w:bookmarkEnd w:id="33"/>
+    <w:bookmarkStart w:id="34" w:name="장면2-10월-9일-오전-7시-두-개의-방-1"/>
+    <w:p>
+      <w:pPr>
+        <w:pStyle w:val="Heading3"/>
+      </w:pPr>
+      <w:r>
+        <w:t xml:space="preserve">장면2 — 10월 9일 오전 7시, 두 개의 방</w:t>
+      </w:r>
+    </w:p>
+    <w:p>
+      <w:pPr>
+        <w:pStyle w:val="FirstParagraph"/>
+      </w:pPr>
+      <w:r>
+        <w:t xml:space="preserve">노아: 마야, 제거된 스캔 140건을 찾았어요. 대부분 어두운 피부. 언제 알았어요?</w:t>
+      </w:r>
+    </w:p>
+    <w:p>
+      <w:pPr>
+        <w:pStyle w:val="BodyText"/>
+      </w:pPr>
+      <w:r>
+        <w:t xml:space="preserve">마야: …제거요? 품질 문제로 일부가 빠진 건 알았어요. 모든 데이터 세트에 있는 일이니까. 어떤 건지는 확인 안 했어요.</w:t>
+      </w:r>
+    </w:p>
+    <w:p>
+      <w:pPr>
+        <w:pStyle w:val="BodyText"/>
+      </w:pPr>
+      <w:r>
+        <w:t xml:space="preserve">노아: 그중 70%가 5형과 6형이었어요.</w:t>
+      </w:r>
+    </w:p>
+    <w:p>
+      <w:pPr>
+        <w:pStyle w:val="BodyText"/>
+      </w:pPr>
+      <w:r>
+        <w:t xml:space="preserve">마야: 아, 안 돼. 안 돼. 그럼 71%도 너무 높은 거네요.</w:t>
+      </w:r>
+    </w:p>
+    <w:p>
+      <w:pPr>
+        <w:pStyle w:val="BodyText"/>
+      </w:pPr>
+      <w:r>
+        <w:t xml:space="preserve">노아: 아마도요. 레오는 60%에 가깝다고 봐요.</w:t>
+      </w:r>
+    </w:p>
+    <w:p>
+      <w:pPr>
+        <w:pStyle w:val="BodyText"/>
+      </w:pPr>
+      <w:r>
+        <w:t xml:space="preserve">마야: 노아, 맹세할게요. 몰랐어요. 제가 CEO인데 몰랐어요. 그게 더 나쁠 수도 있죠. 제외된 걸 전부 보자고 했어야 했어요. 요약을 쓴 사람을 믿었기 때문에 요약을 믿었어요.</w:t>
+      </w:r>
+    </w:p>
+    <w:p>
+      <w:pPr>
+        <w:pStyle w:val="BodyText"/>
+      </w:pPr>
+      <w:r>
+        <w:t xml:space="preserve">노아: 테오.</w:t>
+      </w:r>
+    </w:p>
+    <w:p>
+      <w:pPr>
+        <w:pStyle w:val="BodyText"/>
+      </w:pPr>
+      <w:r>
+        <w:t xml:space="preserve">마야: 테오. 다른 방에 있죠?</w:t>
+      </w:r>
+    </w:p>
+    <w:p>
+      <w:pPr>
+        <w:pStyle w:val="BodyText"/>
+      </w:pPr>
+      <w:r>
+        <w:t xml:space="preserve">노아: 엘레나, 다이앤과 함께요. 같은 질문으로.</w:t>
+      </w:r>
+    </w:p>
+    <w:p>
+      <w:pPr>
+        <w:pStyle w:val="BodyText"/>
+      </w:pPr>
+      <w:r>
+        <w:t xml:space="preserve">엘레나: 테오, 질문 하나. 제외된 스캔 대부분이 어두운 피부라는 걸 언제 알았어요?</w:t>
+      </w:r>
+    </w:p>
+    <w:p>
+      <w:pPr>
+        <w:pStyle w:val="BodyText"/>
+      </w:pPr>
+      <w:r>
+        <w:t xml:space="preserve">테오: …제거한 날이요.</w:t>
+      </w:r>
+    </w:p>
+    <w:p>
+      <w:pPr>
+        <w:pStyle w:val="BodyText"/>
+      </w:pPr>
+      <w:r>
+        <w:t xml:space="preserve">다이앤: 설명해 주세요. 천천히. 전부 받아 적고 있어요.</w:t>
+      </w:r>
+    </w:p>
+    <w:p>
+      <w:pPr>
+        <w:pStyle w:val="BodyText"/>
+      </w:pPr>
+      <w:r>
+        <w:t xml:space="preserve">테오: 2년 전, 3일 뒤에 시드 투자자 데모가 있었어요. 정확도가 86%였고, 그들이 90을 원한다는 걸 알았어요. 어두운 피부 스캔은 정렬이 더 어려웠고, 그래서 품질 불량으로 표시해서 제거했어요. 정리라고 스스로 말했어요. 숨긴 거였어요.</w:t>
+      </w:r>
+    </w:p>
+    <w:p>
+      <w:pPr>
+        <w:pStyle w:val="BodyText"/>
+      </w:pPr>
+      <w:r>
+        <w:t xml:space="preserve">엘레나: 마야는 알았어요?</w:t>
+      </w:r>
+    </w:p>
+    <w:p>
+      <w:pPr>
+        <w:pStyle w:val="BodyText"/>
+      </w:pPr>
+      <w:r>
+        <w:t xml:space="preserve">테오: 아니요. 한 번 제외가 정상이냐고 물었어요. 그렇다고 했어요. 그게 되돌릴 수 없는 부분이에요.</w:t>
+      </w:r>
+    </w:p>
+    <w:p>
+      <w:pPr>
+        <w:pStyle w:val="BodyText"/>
+      </w:pPr>
+      <w:r>
+        <w:t xml:space="preserve">엘레나: 왜 지금 말하는 거예요?</w:t>
+      </w:r>
+    </w:p>
+    <w:p>
+      <w:pPr>
+        <w:pStyle w:val="BodyText"/>
+      </w:pPr>
+      <w:r>
+        <w:t xml:space="preserve">테오: 마리솔이 피부톤을 물었을 때 마야가 숨을 멈췄고, 제가 한 일로 그녀가 비난받을 거라는 걸 알았으니까요. 그리고 이 회사는 자기 실수를 공개하잖아요. 회수 기사를 읽었어요. 이 자리를 잃게 되더라도, 그런 곳에서 일하고 싶었어요.</w:t>
+      </w:r>
+    </w:p>
+    <w:p>
+      <w:pPr>
+        <w:pStyle w:val="BodyText"/>
+      </w:pPr>
+      <w:r>
+        <w:t xml:space="preserve">다이앤: 이게 공개 목록에 들어간다는 거 이해하죠. 당신 이름과 함께.</w:t>
+      </w:r>
+    </w:p>
+    <w:p>
+      <w:pPr>
+        <w:pStyle w:val="BodyText"/>
+      </w:pPr>
+      <w:r>
+        <w:t xml:space="preserve">테오: 이해해요. 제 이름을 맨 앞에 쓰세요.</w:t>
+      </w:r>
+    </w:p>
+    <w:p>
+      <w:pPr>
+        <w:pStyle w:val="BodyText"/>
+      </w:pPr>
+      <w:r>
+        <w:t xml:space="preserve">엘레나: 테오, 마지막 질문. 당신이 나라면, 당신을 다시 믿겠어요?</w:t>
+      </w:r>
+    </w:p>
+    <w:p>
+      <w:pPr>
+        <w:pStyle w:val="BodyText"/>
+      </w:pPr>
+      <w:r>
+        <w:t xml:space="preserve">테오: 요약으로는 아니요. 기록으로요. 모든 제외에 사유를 옆에 적고, 두 사람이 서명하는 거요.</w:t>
+      </w:r>
+    </w:p>
+    <w:p>
+      <w:pPr>
+        <w:pStyle w:val="BodyText"/>
+      </w:pPr>
+      <w:r>
+        <w:t xml:space="preserve">엘레나: 그게 맞는 답이에요. 레오도 그렇게 말할 거예요.</w:t>
+      </w:r>
+    </w:p>
+    <w:p>
+      <w:pPr>
+        <w:pStyle w:val="BodyText"/>
+      </w:pPr>
+      <w:r>
+        <w:t xml:space="preserve">노아: 마야, 테오가 엘레나에게 전부 말했어요. 2년 전, 혼자 한 거래요. 당신이 한 번 물었다고 하더군요.</w:t>
+      </w:r>
+    </w:p>
+    <w:p>
+      <w:pPr>
+        <w:pStyle w:val="BodyText"/>
+      </w:pPr>
+      <w:r>
+        <w:t xml:space="preserve">마야: 물었어요. 그리고 바빴고 그게 쉬웠으니까</w:t>
+      </w:r>
+      <w:r>
+        <w:t xml:space="preserve"> </w:t>
+      </w:r>
+      <w:r>
+        <w:t xml:space="preserve">“</w:t>
+      </w:r>
+      <w:r>
+        <w:t xml:space="preserve">네</w:t>
+      </w:r>
+      <w:r>
+        <w:t xml:space="preserve">”</w:t>
+      </w:r>
+      <w:r>
+        <w:t xml:space="preserve">를 받아들였어요. 그건 제 책임이기도 해요.</w:t>
+      </w:r>
+    </w:p>
+    <w:p>
+      <w:pPr>
+        <w:pStyle w:val="BodyText"/>
+      </w:pPr>
+      <w:r>
+        <w:t xml:space="preserve">노아: 좋은 답이에요. 대부분의 CEO는</w:t>
+      </w:r>
+      <w:r>
+        <w:t xml:space="preserve"> </w:t>
+      </w:r>
+      <w:r>
+        <w:t xml:space="preserve">“</w:t>
+      </w:r>
+      <w:r>
+        <w:t xml:space="preserve">그가 거짓말했다</w:t>
+      </w:r>
+      <w:r>
+        <w:t xml:space="preserve">”</w:t>
+      </w:r>
+      <w:r>
+        <w:t xml:space="preserve">고 할 거예요.</w:t>
+      </w:r>
+    </w:p>
+    <w:p>
+      <w:pPr>
+        <w:pStyle w:val="BodyText"/>
+      </w:pPr>
+      <w:r>
+        <w:t xml:space="preserve">마야: 거짓말한 건 맞아요. 하지만 제가 그렇게 두었어요. 그를 해고할 거예요?</w:t>
+      </w:r>
+    </w:p>
+    <w:p>
+      <w:pPr>
+        <w:pStyle w:val="BodyText"/>
+      </w:pPr>
+      <w:r>
+        <w:t xml:space="preserve">노아: 아무것도 결정 안 했어요. 당신이라면 어떻게 하겠어요?</w:t>
+      </w:r>
+    </w:p>
+    <w:p>
+      <w:pPr>
+        <w:pStyle w:val="BodyText"/>
+      </w:pPr>
+      <w:r>
+        <w:t xml:space="preserve">마야: 데리고 있을 거예요. 그리고 누구도 다시 그러지 못하게 하는 규칙을 쓰게 할 거예요. 저를 포함해서.</w:t>
+      </w:r>
+    </w:p>
+    <w:p>
+      <w:pPr>
+        <w:pStyle w:val="BodyText"/>
+      </w:pPr>
+      <w:r>
+        <w:t xml:space="preserve">노아: 흥미롭네요. 엘레나가 방금 같은 생각을 문자로 보냈어요.</w:t>
+      </w:r>
+    </w:p>
+    <w:p>
+      <w:pPr>
+        <w:pStyle w:val="BodyText"/>
+      </w:pPr>
+      <w:r>
+        <w:t xml:space="preserve">마야: 그럼 가격 얘기해도 될까요? 바뀔 거라는 거 알아요.</w:t>
+      </w:r>
+    </w:p>
+    <w:bookmarkEnd w:id="34"/>
+    <w:bookmarkStart w:id="35" w:name="절정전환-10월-14일-오후-협상-1"/>
+    <w:p>
+      <w:pPr>
+        <w:pStyle w:val="Heading3"/>
+      </w:pPr>
+      <w:r>
+        <w:t xml:space="preserve">절정·전환 — 10월 14일 오후, 협상</w:t>
+      </w:r>
+    </w:p>
+    <w:p>
+      <w:pPr>
+        <w:pStyle w:val="FirstParagraph"/>
+      </w:pPr>
+      <w:r>
+        <w:t xml:space="preserve">폴: CFO 관점이에요. 선급에서 600만 깎아요. 이 제품은 오늘 우리가 생각한 것보다 가치가 낮아요.</w:t>
+      </w:r>
+    </w:p>
+    <w:p>
+      <w:pPr>
+        <w:pStyle w:val="BodyText"/>
+      </w:pPr>
+      <w:r>
+        <w:t xml:space="preserve">마야: 반박 안 할게요. 제가 찾았어야 할 문제를 찾으셨으니까.</w:t>
+      </w:r>
+    </w:p>
+    <w:p>
+      <w:pPr>
+        <w:pStyle w:val="BodyText"/>
+      </w:pPr>
+      <w:r>
+        <w:t xml:space="preserve">노아: 내가 반박할게요, 폴. 마야를 위해서가 아니라. 우리를 위해서.</w:t>
+      </w:r>
+    </w:p>
+    <w:p>
+      <w:pPr>
+        <w:pStyle w:val="BodyText"/>
+      </w:pPr>
+      <w:r>
+        <w:t xml:space="preserve">폴: 계속해요.</w:t>
+      </w:r>
+    </w:p>
+    <w:p>
+      <w:pPr>
+        <w:pStyle w:val="BodyText"/>
+      </w:pPr>
+      <w:r>
+        <w:t xml:space="preserve">노아: 600만을 깎으면, 여전히 어두운 피부에서 작동하지 않는 도구에 돈을 덜 내는 거예요. 그건 문제에 대한 할인이지 해결책이 아니에요. 가격은 유지하고 일부를 문제 해결에 묶는 게 나아요. 그러면 이 방의 모두가 모든 얼굴에서 작동하게 만드는 일로 보상받는 거죠.</w:t>
+      </w:r>
+    </w:p>
+    <w:p>
+      <w:pPr>
+        <w:pStyle w:val="BodyText"/>
+      </w:pPr>
+      <w:r>
+        <w:t xml:space="preserve">다이앤: 에스크로. 조건이 충족될 때까지 선급 일부를 보류하는 거죠.</w:t>
+      </w:r>
+    </w:p>
+    <w:p>
+      <w:pPr>
+        <w:pStyle w:val="BodyText"/>
+      </w:pPr>
+      <w:r>
+        <w:t xml:space="preserve">폴: 얼마나요?</w:t>
+      </w:r>
+    </w:p>
+    <w:p>
+      <w:pPr>
+        <w:pStyle w:val="BodyText"/>
+      </w:pPr>
+      <w:r>
+        <w:t xml:space="preserve">노아: 300만. 모든 피부톤에서 정확도 90%에 도달하면 지급. 프리야 팀이 검증.</w:t>
+      </w:r>
+    </w:p>
+    <w:p>
+      <w:pPr>
+        <w:pStyle w:val="BodyText"/>
+      </w:pPr>
+      <w:r>
+        <w:t xml:space="preserve">프리야: 새 데이터로. 최소 세 대륙에서. 오스틴과 샌안토니오만 말고.</w:t>
+      </w:r>
+    </w:p>
+    <w:p>
+      <w:pPr>
+        <w:pStyle w:val="BodyText"/>
+      </w:pPr>
+      <w:r>
+        <w:t xml:space="preserve">제임스: 라고스는 준비됐어요. 이번 주말 피부과 의사 여섯 명과 얘기했어요. 제가 말을 끝내기도 전에 하겠다고 했어요. 한 명은</w:t>
+      </w:r>
+      <w:r>
+        <w:t xml:space="preserve"> </w:t>
+      </w:r>
+      <w:r>
+        <w:t xml:space="preserve">“</w:t>
+      </w:r>
+      <w:r>
+        <w:t xml:space="preserve">드디어 누군가 주사하기 전에 우리 얼굴을 지도로 그리려 하네요</w:t>
+      </w:r>
+      <w:r>
+        <w:t xml:space="preserve">”</w:t>
+      </w:r>
+      <w:r>
+        <w:t xml:space="preserve">라고 했어요.</w:t>
+      </w:r>
+    </w:p>
+    <w:p>
+      <w:pPr>
+        <w:pStyle w:val="BodyText"/>
+      </w:pPr>
+      <w:r>
+        <w:t xml:space="preserve">마리솔: 그레이스 말로는 서울에선 송 원장님이 참여한대요. 호찌민에선 응우옌 원장님도.</w:t>
+      </w:r>
+    </w:p>
+    <w:p>
+      <w:pPr>
+        <w:pStyle w:val="BodyText"/>
+      </w:pPr>
+      <w:r>
+        <w:t xml:space="preserve">마야: 세 대륙. 일주일 만에. 전 3년을 두 도시에서 보냈는데.</w:t>
+      </w:r>
+    </w:p>
+    <w:p>
+      <w:pPr>
+        <w:pStyle w:val="BodyText"/>
+      </w:pPr>
+      <w:r>
+        <w:t xml:space="preserve">폴: 그리고 테오는요? 이사회가 물을 거예요.</w:t>
+      </w:r>
+    </w:p>
+    <w:p>
+      <w:pPr>
+        <w:pStyle w:val="BodyText"/>
+      </w:pPr>
+      <w:r>
+        <w:t xml:space="preserve">노아: 톰이라면 그를 해고하고 가격을 깎았을 거예요. 이사회엔 깔끔한 이야기죠. 하지만 그러면 숨기면 해고된다는 교훈을 배운 팀을 사는 거예요. 그럼 다음엔 더 잘 숨기겠죠. 나는 진실을 말하면 일자리가 지켜진다는 걸 배운 팀을 원해요.</w:t>
+      </w:r>
+    </w:p>
+    <w:p>
+      <w:pPr>
+        <w:pStyle w:val="BodyText"/>
+      </w:pPr>
+      <w:r>
+        <w:t xml:space="preserve">다이앤: 그럼 공개 목록에 전부, 테오의 이름과 함께 넣어요. 그리고 그 데이터에 대한 특정 면책 조항도.</w:t>
+      </w:r>
+    </w:p>
+    <w:p>
+      <w:pPr>
+        <w:pStyle w:val="BodyText"/>
+      </w:pPr>
+      <w:r>
+        <w:t xml:space="preserve">테오: 그리고 컨투어의 데이터 원칙을 제가 쓰고 싶어요. 허락해 주신다면.</w:t>
+      </w:r>
+    </w:p>
+    <w:p>
+      <w:pPr>
+        <w:pStyle w:val="BodyText"/>
+      </w:pPr>
+      <w:r>
+        <w:t xml:space="preserve">레오: 1조부터요. 들어 볼게요.</w:t>
+      </w:r>
+    </w:p>
+    <w:p>
+      <w:pPr>
+        <w:pStyle w:val="BodyText"/>
+      </w:pPr>
+      <w:r>
+        <w:t xml:space="preserve">테오:</w:t>
+      </w:r>
+      <w:r>
+        <w:t xml:space="preserve"> </w:t>
+      </w:r>
+      <w:r>
+        <w:t xml:space="preserve">“</w:t>
+      </w:r>
+      <w:r>
+        <w:t xml:space="preserve">어떤 스캔도 옆에 적힌 사유와 두 사람의 서명 없이 데이터 세트를 떠나지 않는다.</w:t>
+      </w:r>
+      <w:r>
+        <w:t xml:space="preserve">”</w:t>
+      </w:r>
+    </w:p>
+    <w:p>
+      <w:pPr>
+        <w:pStyle w:val="BodyText"/>
+      </w:pPr>
+      <w:r>
+        <w:t xml:space="preserve">레오: 좋아요. 그게 배치 기록식 사고예요.</w:t>
+      </w:r>
+    </w:p>
+    <w:p>
+      <w:pPr>
+        <w:pStyle w:val="BodyText"/>
+      </w:pPr>
+      <w:r>
+        <w:t xml:space="preserve">폴: 선급 2,200만, 그중 300만은 에스크로. 이정표 1,400만. 리텐션은 그대로. 그건 방어할 수 있어요.</w:t>
+      </w:r>
+    </w:p>
+    <w:p>
+      <w:pPr>
+        <w:pStyle w:val="BodyText"/>
+      </w:pPr>
+      <w:r>
+        <w:t xml:space="preserve">마야: 받아들일게요. 그리고 노아, 4개월을 쓰지 않아 줘서 고마워요.</w:t>
+      </w:r>
+    </w:p>
+    <w:p>
+      <w:pPr>
+        <w:pStyle w:val="BodyText"/>
+      </w:pPr>
+      <w:r>
+        <w:t xml:space="preserve">노아: 우리가 묻기 전에 말해 줬잖아요. 나한텐 그게 600만보다 가치 있어요.</w:t>
+      </w:r>
+    </w:p>
+    <w:p>
+      <w:pPr>
+        <w:pStyle w:val="BodyText"/>
+      </w:pPr>
+      <w:r>
+        <w:t xml:space="preserve">엘레나: 그리고 출시 조건은 그대로예요. 동등한 정확도, 아니면 출시 없음. 계약서에.</w:t>
+      </w:r>
+    </w:p>
+    <w:p>
+      <w:pPr>
+        <w:pStyle w:val="BodyText"/>
+      </w:pPr>
+      <w:r>
+        <w:t xml:space="preserve">마야: 계약서에. 그리고 제 벽에도.</w:t>
+      </w:r>
+    </w:p>
+    <w:p>
+      <w:pPr>
+        <w:pStyle w:val="BodyText"/>
+      </w:pPr>
+      <w:r>
+        <w:t xml:space="preserve">폴: 그럼 월요일에 서명해요. 다이앤, 오늘 밤 초안 쓸 수 있어요?</w:t>
+      </w:r>
+    </w:p>
+    <w:bookmarkEnd w:id="35"/>
+    <w:bookmarkStart w:id="36" w:name="마무리-10월-20일-월요일-오후-서명-1"/>
+    <w:p>
+      <w:pPr>
+        <w:pStyle w:val="Heading3"/>
+      </w:pPr>
+      <w:r>
+        <w:t xml:space="preserve">마무리 — 10월 20일 월요일 오후, 서명</w:t>
+      </w:r>
+    </w:p>
+    <w:p>
+      <w:pPr>
+        <w:pStyle w:val="FirstParagraph"/>
+      </w:pPr>
+      <w:r>
+        <w:t xml:space="preserve">다이앤: 서명 완료. 컨투어는 베이라 회사예요. 에스크로 대리인 확인. 공개 목록 첨부.</w:t>
+      </w:r>
+    </w:p>
+    <w:p>
+      <w:pPr>
+        <w:pStyle w:val="BodyText"/>
+      </w:pPr>
+      <w:r>
+        <w:t xml:space="preserve">마야: 이렇게 무거운 걸 서명해 본 적이 없어요. 손이 떨려요.</w:t>
+      </w:r>
+    </w:p>
+    <w:p>
+      <w:pPr>
+        <w:pStyle w:val="BodyText"/>
+      </w:pPr>
+      <w:r>
+        <w:t xml:space="preserve">노아: 내 손은 첫 임대 계약 때 떨렸어요. 200제곱피트.</w:t>
+      </w:r>
+    </w:p>
+    <w:p>
+      <w:pPr>
+        <w:pStyle w:val="BodyText"/>
+      </w:pPr>
+      <w:r>
+        <w:t xml:space="preserve">테오: 노아, 하나 물어봐도 될까요? 따로.</w:t>
+      </w:r>
+    </w:p>
+    <w:p>
+      <w:pPr>
+        <w:pStyle w:val="BodyText"/>
+      </w:pPr>
+      <w:r>
+        <w:t xml:space="preserve">노아: 하세요.</w:t>
+      </w:r>
+    </w:p>
+    <w:p>
+      <w:pPr>
+        <w:pStyle w:val="BodyText"/>
+      </w:pPr>
+      <w:r>
+        <w:t xml:space="preserve">테오: 저를 해고할 수 있었잖아요. 다들 예상했어요. 저도 예상했고요. 왜 안 하셨어요?</w:t>
+      </w:r>
+    </w:p>
+    <w:p>
+      <w:pPr>
+        <w:pStyle w:val="BodyText"/>
+      </w:pPr>
+      <w:r>
+        <w:t xml:space="preserve">노아: 그럼 숨기는 회사를 산 셈이 됐겠죠. 늦더라도 털어놓는 회사를 사는 게 나아요.</w:t>
+      </w:r>
+    </w:p>
+    <w:p>
+      <w:pPr>
+        <w:pStyle w:val="BodyText"/>
+      </w:pPr>
+      <w:r>
+        <w:t xml:space="preserve">테오: 헛되게 하지 않을게요.</w:t>
+      </w:r>
+    </w:p>
+    <w:p>
+      <w:pPr>
+        <w:pStyle w:val="BodyText"/>
+      </w:pPr>
+      <w:r>
+        <w:t xml:space="preserve">노아: 알아요. 레오가 확인할 거예요. 서명을 전부 읽거든요.</w:t>
+      </w:r>
+    </w:p>
+    <w:p>
+      <w:pPr>
+        <w:pStyle w:val="BodyText"/>
+      </w:pPr>
+      <w:r>
+        <w:t xml:space="preserve">폴: 왜 가격을 안 깎았는지 이사회에 말해야 해요. 빌려 쓸 문장 있어요?</w:t>
+      </w:r>
+    </w:p>
+    <w:p>
+      <w:pPr>
+        <w:pStyle w:val="BodyText"/>
+      </w:pPr>
+      <w:r>
+        <w:t xml:space="preserve">노아:</w:t>
+      </w:r>
+      <w:r>
+        <w:t xml:space="preserve"> </w:t>
+      </w:r>
+      <w:r>
+        <w:t xml:space="preserve">“</w:t>
+      </w:r>
+      <w:r>
+        <w:t xml:space="preserve">우리는 문제가 아니라 해결에 돈을 냈다.</w:t>
+      </w:r>
+      <w:r>
+        <w:t xml:space="preserve">”</w:t>
+      </w:r>
+    </w:p>
+    <w:p>
+      <w:pPr>
+        <w:pStyle w:val="BodyText"/>
+      </w:pPr>
+      <w:r>
+        <w:t xml:space="preserve">폴: 파이크는 싫어하겠네요. 난 좋아요.</w:t>
+      </w:r>
+    </w:p>
+    <w:p>
+      <w:pPr>
+        <w:pStyle w:val="BodyText"/>
+      </w:pPr>
+      <w:r>
+        <w:t xml:space="preserve">마리솔: 노아, 서울에서 그레이스 전화예요. 기다릴 수 없대요.</w:t>
+      </w:r>
+    </w:p>
+    <w:p>
+      <w:pPr>
+        <w:pStyle w:val="BodyText"/>
+      </w:pPr>
+      <w:r>
+        <w:t xml:space="preserve">그레이스: 노아, 상하이의 한 회사가 얘기하고 싶어 해요. 커요. 클리닉 9,000곳을 가진 유통사예요. 위조품 경고를 보고 중국에 진품을 원한대요. 그런데 우리가 누구에게도 준 적 없는 걸 원해요.</w:t>
+      </w:r>
+    </w:p>
+    <w:p>
+      <w:pPr>
+        <w:pStyle w:val="BodyText"/>
+      </w:pPr>
+      <w:r>
+        <w:t xml:space="preserve">노아: 뭘 원하는데요?</w:t>
+      </w:r>
+    </w:p>
+    <w:bookmarkEnd w:id="36"/>
+    <w:bookmarkEnd w:id="37"/>
+    <w:bookmarkEnd w:id="38"/>
     <w:sectPr/>
   </w:body>
 </w:document>
@@ -4005,583 +3952,8 @@
       </w:pPr>
     </w:lvl>
   </w:abstractNum>
-  <w:abstractNum w:abstractNumId="99411">
-    <w:nsid w:val="A99411"/>
-    <w:multiLevelType w:val="multilevel"/>
-    <w:lvl w:ilvl="0">
-      <w:start w:val="1"/>
-      <w:numFmt w:val="decimal"/>
-      <w:lvlText w:val="%1."/>
-      <w:lvlJc w:val="left"/>
-      <w:pPr>
-        <w:ind w:left="720" w:hanging="480"/>
-      </w:pPr>
-    </w:lvl>
-    <w:lvl w:ilvl="1">
-      <w:start w:val="1"/>
-      <w:numFmt w:val="decimal"/>
-      <w:lvlText w:val="%2."/>
-      <w:lvlJc w:val="left"/>
-      <w:pPr>
-        <w:ind w:left="1440" w:hanging="480"/>
-      </w:pPr>
-    </w:lvl>
-    <w:lvl w:ilvl="2">
-      <w:start w:val="1"/>
-      <w:numFmt w:val="decimal"/>
-      <w:lvlText w:val="%3."/>
-      <w:lvlJc w:val="left"/>
-      <w:pPr>
-        <w:ind w:left="2160" w:hanging="480"/>
-      </w:pPr>
-    </w:lvl>
-    <w:lvl w:ilvl="3">
-      <w:start w:val="1"/>
-      <w:numFmt w:val="decimal"/>
-      <w:lvlText w:val="%4."/>
-      <w:lvlJc w:val="left"/>
-      <w:pPr>
-        <w:ind w:left="2880" w:hanging="480"/>
-      </w:pPr>
-    </w:lvl>
-    <w:lvl w:ilvl="4">
-      <w:start w:val="1"/>
-      <w:numFmt w:val="decimal"/>
-      <w:lvlText w:val="%5."/>
-      <w:lvlJc w:val="left"/>
-      <w:pPr>
-        <w:ind w:left="3600" w:hanging="480"/>
-      </w:pPr>
-    </w:lvl>
-    <w:lvl w:ilvl="5">
-      <w:start w:val="1"/>
-      <w:numFmt w:val="decimal"/>
-      <w:lvlText w:val="%6."/>
-      <w:lvlJc w:val="left"/>
-      <w:pPr>
-        <w:ind w:left="4320" w:hanging="480"/>
-      </w:pPr>
-    </w:lvl>
-    <w:lvl w:ilvl="6">
-      <w:start w:val="1"/>
-      <w:numFmt w:val="decimal"/>
-      <w:lvlText w:val="%7."/>
-      <w:lvlJc w:val="left"/>
-      <w:pPr>
-        <w:ind w:left="5040" w:hanging="480"/>
-      </w:pPr>
-    </w:lvl>
-    <w:lvl w:ilvl="7">
-      <w:start w:val="1"/>
-      <w:numFmt w:val="decimal"/>
-      <w:lvlText w:val="%8."/>
-      <w:lvlJc w:val="left"/>
-      <w:pPr>
-        <w:ind w:left="5760" w:hanging="480"/>
-      </w:pPr>
-    </w:lvl>
-    <w:lvl w:ilvl="8">
-      <w:start w:val="1"/>
-      <w:numFmt w:val="decimal"/>
-      <w:lvlText w:val="%9."/>
-      <w:lvlJc w:val="left"/>
-      <w:pPr>
-        <w:ind w:left="6480" w:hanging="480"/>
-      </w:pPr>
-    </w:lvl>
-  </w:abstractNum>
-  <w:abstractNum w:abstractNumId="994116">
-    <w:nsid w:val="A994116"/>
-    <w:multiLevelType w:val="multilevel"/>
-    <w:lvl w:ilvl="0">
-      <w:start w:val="16"/>
-      <w:numFmt w:val="decimal"/>
-      <w:lvlText w:val="%1."/>
-      <w:lvlJc w:val="left"/>
-      <w:pPr>
-        <w:ind w:left="720" w:hanging="480"/>
-      </w:pPr>
-    </w:lvl>
-    <w:lvl w:ilvl="1">
-      <w:start w:val="16"/>
-      <w:numFmt w:val="decimal"/>
-      <w:lvlText w:val="%2."/>
-      <w:lvlJc w:val="left"/>
-      <w:pPr>
-        <w:ind w:left="1440" w:hanging="480"/>
-      </w:pPr>
-    </w:lvl>
-    <w:lvl w:ilvl="2">
-      <w:start w:val="16"/>
-      <w:numFmt w:val="decimal"/>
-      <w:lvlText w:val="%3."/>
-      <w:lvlJc w:val="left"/>
-      <w:pPr>
-        <w:ind w:left="2160" w:hanging="480"/>
-      </w:pPr>
-    </w:lvl>
-    <w:lvl w:ilvl="3">
-      <w:start w:val="16"/>
-      <w:numFmt w:val="decimal"/>
-      <w:lvlText w:val="%4."/>
-      <w:lvlJc w:val="left"/>
-      <w:pPr>
-        <w:ind w:left="2880" w:hanging="480"/>
-      </w:pPr>
-    </w:lvl>
-    <w:lvl w:ilvl="4">
-      <w:start w:val="16"/>
-      <w:numFmt w:val="decimal"/>
-      <w:lvlText w:val="%5."/>
-      <w:lvlJc w:val="left"/>
-      <w:pPr>
-        <w:ind w:left="3600" w:hanging="480"/>
-      </w:pPr>
-    </w:lvl>
-    <w:lvl w:ilvl="5">
-      <w:start w:val="16"/>
-      <w:numFmt w:val="decimal"/>
-      <w:lvlText w:val="%6."/>
-      <w:lvlJc w:val="left"/>
-      <w:pPr>
-        <w:ind w:left="4320" w:hanging="480"/>
-      </w:pPr>
-    </w:lvl>
-    <w:lvl w:ilvl="6">
-      <w:start w:val="16"/>
-      <w:numFmt w:val="decimal"/>
-      <w:lvlText w:val="%7."/>
-      <w:lvlJc w:val="left"/>
-      <w:pPr>
-        <w:ind w:left="5040" w:hanging="480"/>
-      </w:pPr>
-    </w:lvl>
-    <w:lvl w:ilvl="7">
-      <w:start w:val="16"/>
-      <w:numFmt w:val="decimal"/>
-      <w:lvlText w:val="%8."/>
-      <w:lvlJc w:val="left"/>
-      <w:pPr>
-        <w:ind w:left="5760" w:hanging="480"/>
-      </w:pPr>
-    </w:lvl>
-    <w:lvl w:ilvl="8">
-      <w:start w:val="16"/>
-      <w:numFmt w:val="decimal"/>
-      <w:lvlText w:val="%9."/>
-      <w:lvlJc w:val="left"/>
-      <w:pPr>
-        <w:ind w:left="6480" w:hanging="480"/>
-      </w:pPr>
-    </w:lvl>
-  </w:abstractNum>
-  <w:abstractNum w:abstractNumId="994151">
-    <w:nsid w:val="A994151"/>
-    <w:multiLevelType w:val="multilevel"/>
-    <w:lvl w:ilvl="0">
-      <w:start w:val="51"/>
-      <w:numFmt w:val="decimal"/>
-      <w:lvlText w:val="%1."/>
-      <w:lvlJc w:val="left"/>
-      <w:pPr>
-        <w:ind w:left="720" w:hanging="480"/>
-      </w:pPr>
-    </w:lvl>
-    <w:lvl w:ilvl="1">
-      <w:start w:val="51"/>
-      <w:numFmt w:val="decimal"/>
-      <w:lvlText w:val="%2."/>
-      <w:lvlJc w:val="left"/>
-      <w:pPr>
-        <w:ind w:left="1440" w:hanging="480"/>
-      </w:pPr>
-    </w:lvl>
-    <w:lvl w:ilvl="2">
-      <w:start w:val="51"/>
-      <w:numFmt w:val="decimal"/>
-      <w:lvlText w:val="%3."/>
-      <w:lvlJc w:val="left"/>
-      <w:pPr>
-        <w:ind w:left="2160" w:hanging="480"/>
-      </w:pPr>
-    </w:lvl>
-    <w:lvl w:ilvl="3">
-      <w:start w:val="51"/>
-      <w:numFmt w:val="decimal"/>
-      <w:lvlText w:val="%4."/>
-      <w:lvlJc w:val="left"/>
-      <w:pPr>
-        <w:ind w:left="2880" w:hanging="480"/>
-      </w:pPr>
-    </w:lvl>
-    <w:lvl w:ilvl="4">
-      <w:start w:val="51"/>
-      <w:numFmt w:val="decimal"/>
-      <w:lvlText w:val="%5."/>
-      <w:lvlJc w:val="left"/>
-      <w:pPr>
-        <w:ind w:left="3600" w:hanging="480"/>
-      </w:pPr>
-    </w:lvl>
-    <w:lvl w:ilvl="5">
-      <w:start w:val="51"/>
-      <w:numFmt w:val="decimal"/>
-      <w:lvlText w:val="%6."/>
-      <w:lvlJc w:val="left"/>
-      <w:pPr>
-        <w:ind w:left="4320" w:hanging="480"/>
-      </w:pPr>
-    </w:lvl>
-    <w:lvl w:ilvl="6">
-      <w:start w:val="51"/>
-      <w:numFmt w:val="decimal"/>
-      <w:lvlText w:val="%7."/>
-      <w:lvlJc w:val="left"/>
-      <w:pPr>
-        <w:ind w:left="5040" w:hanging="480"/>
-      </w:pPr>
-    </w:lvl>
-    <w:lvl w:ilvl="7">
-      <w:start w:val="51"/>
-      <w:numFmt w:val="decimal"/>
-      <w:lvlText w:val="%8."/>
-      <w:lvlJc w:val="left"/>
-      <w:pPr>
-        <w:ind w:left="5760" w:hanging="480"/>
-      </w:pPr>
-    </w:lvl>
-    <w:lvl w:ilvl="8">
-      <w:start w:val="51"/>
-      <w:numFmt w:val="decimal"/>
-      <w:lvlText w:val="%9."/>
-      <w:lvlJc w:val="left"/>
-      <w:pPr>
-        <w:ind w:left="6480" w:hanging="480"/>
-      </w:pPr>
-    </w:lvl>
-  </w:abstractNum>
-  <w:abstractNum w:abstractNumId="994181">
-    <w:nsid w:val="A994181"/>
-    <w:multiLevelType w:val="multilevel"/>
-    <w:lvl w:ilvl="0">
-      <w:start w:val="81"/>
-      <w:numFmt w:val="decimal"/>
-      <w:lvlText w:val="%1."/>
-      <w:lvlJc w:val="left"/>
-      <w:pPr>
-        <w:ind w:left="720" w:hanging="480"/>
-      </w:pPr>
-    </w:lvl>
-    <w:lvl w:ilvl="1">
-      <w:start w:val="81"/>
-      <w:numFmt w:val="decimal"/>
-      <w:lvlText w:val="%2."/>
-      <w:lvlJc w:val="left"/>
-      <w:pPr>
-        <w:ind w:left="1440" w:hanging="480"/>
-      </w:pPr>
-    </w:lvl>
-    <w:lvl w:ilvl="2">
-      <w:start w:val="81"/>
-      <w:numFmt w:val="decimal"/>
-      <w:lvlText w:val="%3."/>
-      <w:lvlJc w:val="left"/>
-      <w:pPr>
-        <w:ind w:left="2160" w:hanging="480"/>
-      </w:pPr>
-    </w:lvl>
-    <w:lvl w:ilvl="3">
-      <w:start w:val="81"/>
-      <w:numFmt w:val="decimal"/>
-      <w:lvlText w:val="%4."/>
-      <w:lvlJc w:val="left"/>
-      <w:pPr>
-        <w:ind w:left="2880" w:hanging="480"/>
-      </w:pPr>
-    </w:lvl>
-    <w:lvl w:ilvl="4">
-      <w:start w:val="81"/>
-      <w:numFmt w:val="decimal"/>
-      <w:lvlText w:val="%5."/>
-      <w:lvlJc w:val="left"/>
-      <w:pPr>
-        <w:ind w:left="3600" w:hanging="480"/>
-      </w:pPr>
-    </w:lvl>
-    <w:lvl w:ilvl="5">
-      <w:start w:val="81"/>
-      <w:numFmt w:val="decimal"/>
-      <w:lvlText w:val="%6."/>
-      <w:lvlJc w:val="left"/>
-      <w:pPr>
-        <w:ind w:left="4320" w:hanging="480"/>
-      </w:pPr>
-    </w:lvl>
-    <w:lvl w:ilvl="6">
-      <w:start w:val="81"/>
-      <w:numFmt w:val="decimal"/>
-      <w:lvlText w:val="%7."/>
-      <w:lvlJc w:val="left"/>
-      <w:pPr>
-        <w:ind w:left="5040" w:hanging="480"/>
-      </w:pPr>
-    </w:lvl>
-    <w:lvl w:ilvl="7">
-      <w:start w:val="81"/>
-      <w:numFmt w:val="decimal"/>
-      <w:lvlText w:val="%8."/>
-      <w:lvlJc w:val="left"/>
-      <w:pPr>
-        <w:ind w:left="5760" w:hanging="480"/>
-      </w:pPr>
-    </w:lvl>
-    <w:lvl w:ilvl="8">
-      <w:start w:val="81"/>
-      <w:numFmt w:val="decimal"/>
-      <w:lvlText w:val="%9."/>
-      <w:lvlJc w:val="left"/>
-      <w:pPr>
-        <w:ind w:left="6480" w:hanging="480"/>
-      </w:pPr>
-    </w:lvl>
-  </w:abstractNum>
-  <w:abstractNum w:abstractNumId="9941106">
-    <w:nsid w:val="A9941106"/>
-    <w:multiLevelType w:val="multilevel"/>
-    <w:lvl w:ilvl="0">
-      <w:start w:val="106"/>
-      <w:numFmt w:val="decimal"/>
-      <w:lvlText w:val="%1."/>
-      <w:lvlJc w:val="left"/>
-      <w:pPr>
-        <w:ind w:left="720" w:hanging="480"/>
-      </w:pPr>
-    </w:lvl>
-    <w:lvl w:ilvl="1">
-      <w:start w:val="106"/>
-      <w:numFmt w:val="decimal"/>
-      <w:lvlText w:val="%2."/>
-      <w:lvlJc w:val="left"/>
-      <w:pPr>
-        <w:ind w:left="1440" w:hanging="480"/>
-      </w:pPr>
-    </w:lvl>
-    <w:lvl w:ilvl="2">
-      <w:start w:val="106"/>
-      <w:numFmt w:val="decimal"/>
-      <w:lvlText w:val="%3."/>
-      <w:lvlJc w:val="left"/>
-      <w:pPr>
-        <w:ind w:left="2160" w:hanging="480"/>
-      </w:pPr>
-    </w:lvl>
-    <w:lvl w:ilvl="3">
-      <w:start w:val="106"/>
-      <w:numFmt w:val="decimal"/>
-      <w:lvlText w:val="%4."/>
-      <w:lvlJc w:val="left"/>
-      <w:pPr>
-        <w:ind w:left="2880" w:hanging="480"/>
-      </w:pPr>
-    </w:lvl>
-    <w:lvl w:ilvl="4">
-      <w:start w:val="106"/>
-      <w:numFmt w:val="decimal"/>
-      <w:lvlText w:val="%5."/>
-      <w:lvlJc w:val="left"/>
-      <w:pPr>
-        <w:ind w:left="3600" w:hanging="480"/>
-      </w:pPr>
-    </w:lvl>
-    <w:lvl w:ilvl="5">
-      <w:start w:val="106"/>
-      <w:numFmt w:val="decimal"/>
-      <w:lvlText w:val="%6."/>
-      <w:lvlJc w:val="left"/>
-      <w:pPr>
-        <w:ind w:left="4320" w:hanging="480"/>
-      </w:pPr>
-    </w:lvl>
-    <w:lvl w:ilvl="6">
-      <w:start w:val="106"/>
-      <w:numFmt w:val="decimal"/>
-      <w:lvlText w:val="%7."/>
-      <w:lvlJc w:val="left"/>
-      <w:pPr>
-        <w:ind w:left="5040" w:hanging="480"/>
-      </w:pPr>
-    </w:lvl>
-    <w:lvl w:ilvl="7">
-      <w:start w:val="106"/>
-      <w:numFmt w:val="decimal"/>
-      <w:lvlText w:val="%8."/>
-      <w:lvlJc w:val="left"/>
-      <w:pPr>
-        <w:ind w:left="5760" w:hanging="480"/>
-      </w:pPr>
-    </w:lvl>
-    <w:lvl w:ilvl="8">
-      <w:start w:val="106"/>
-      <w:numFmt w:val="decimal"/>
-      <w:lvlText w:val="%9."/>
-      <w:lvlJc w:val="left"/>
-      <w:pPr>
-        <w:ind w:left="6480" w:hanging="480"/>
-      </w:pPr>
-    </w:lvl>
-  </w:abstractNum>
   <w:num w:numId="1000">
     <w:abstractNumId w:val="990"/>
-  </w:num>
-  <w:num w:numId="1001">
-    <w:abstractNumId w:val="99411"/>
-    <w:lvlOverride w:ilvl="0">
-      <w:startOverride w:val="1"/>
-    </w:lvlOverride>
-    <w:lvlOverride w:ilvl="1">
-      <w:startOverride w:val="1"/>
-    </w:lvlOverride>
-    <w:lvlOverride w:ilvl="2">
-      <w:startOverride w:val="1"/>
-    </w:lvlOverride>
-    <w:lvlOverride w:ilvl="3">
-      <w:startOverride w:val="1"/>
-    </w:lvlOverride>
-    <w:lvlOverride w:ilvl="4">
-      <w:startOverride w:val="1"/>
-    </w:lvlOverride>
-    <w:lvlOverride w:ilvl="5">
-      <w:startOverride w:val="1"/>
-    </w:lvlOverride>
-    <w:lvlOverride w:ilvl="6">
-      <w:startOverride w:val="1"/>
-    </w:lvlOverride>
-    <w:lvlOverride w:ilvl="7">
-      <w:startOverride w:val="1"/>
-    </w:lvlOverride>
-    <w:lvlOverride w:ilvl="8">
-      <w:startOverride w:val="1"/>
-    </w:lvlOverride>
-  </w:num>
-  <w:num w:numId="1002">
-    <w:abstractNumId w:val="994116"/>
-    <w:lvlOverride w:ilvl="0">
-      <w:startOverride w:val="16"/>
-    </w:lvlOverride>
-    <w:lvlOverride w:ilvl="1">
-      <w:startOverride w:val="16"/>
-    </w:lvlOverride>
-    <w:lvlOverride w:ilvl="2">
-      <w:startOverride w:val="16"/>
-    </w:lvlOverride>
-    <w:lvlOverride w:ilvl="3">
-      <w:startOverride w:val="16"/>
-    </w:lvlOverride>
-    <w:lvlOverride w:ilvl="4">
-      <w:startOverride w:val="16"/>
-    </w:lvlOverride>
-    <w:lvlOverride w:ilvl="5">
-      <w:startOverride w:val="16"/>
-    </w:lvlOverride>
-    <w:lvlOverride w:ilvl="6">
-      <w:startOverride w:val="16"/>
-    </w:lvlOverride>
-    <w:lvlOverride w:ilvl="7">
-      <w:startOverride w:val="16"/>
-    </w:lvlOverride>
-    <w:lvlOverride w:ilvl="8">
-      <w:startOverride w:val="16"/>
-    </w:lvlOverride>
-  </w:num>
-  <w:num w:numId="1003">
-    <w:abstractNumId w:val="994151"/>
-    <w:lvlOverride w:ilvl="0">
-      <w:startOverride w:val="51"/>
-    </w:lvlOverride>
-    <w:lvlOverride w:ilvl="1">
-      <w:startOverride w:val="51"/>
-    </w:lvlOverride>
-    <w:lvlOverride w:ilvl="2">
-      <w:startOverride w:val="51"/>
-    </w:lvlOverride>
-    <w:lvlOverride w:ilvl="3">
-      <w:startOverride w:val="51"/>
-    </w:lvlOverride>
-    <w:lvlOverride w:ilvl="4">
-      <w:startOverride w:val="51"/>
-    </w:lvlOverride>
-    <w:lvlOverride w:ilvl="5">
-      <w:startOverride w:val="51"/>
-    </w:lvlOverride>
-    <w:lvlOverride w:ilvl="6">
-      <w:startOverride w:val="51"/>
-    </w:lvlOverride>
-    <w:lvlOverride w:ilvl="7">
-      <w:startOverride w:val="51"/>
-    </w:lvlOverride>
-    <w:lvlOverride w:ilvl="8">
-      <w:startOverride w:val="51"/>
-    </w:lvlOverride>
-  </w:num>
-  <w:num w:numId="1004">
-    <w:abstractNumId w:val="994181"/>
-    <w:lvlOverride w:ilvl="0">
-      <w:startOverride w:val="81"/>
-    </w:lvlOverride>
-    <w:lvlOverride w:ilvl="1">
-      <w:startOverride w:val="81"/>
-    </w:lvlOverride>
-    <w:lvlOverride w:ilvl="2">
-      <w:startOverride w:val="81"/>
-    </w:lvlOverride>
-    <w:lvlOverride w:ilvl="3">
-      <w:startOverride w:val="81"/>
-    </w:lvlOverride>
-    <w:lvlOverride w:ilvl="4">
-      <w:startOverride w:val="81"/>
-    </w:lvlOverride>
-    <w:lvlOverride w:ilvl="5">
-      <w:startOverride w:val="81"/>
-    </w:lvlOverride>
-    <w:lvlOverride w:ilvl="6">
-      <w:startOverride w:val="81"/>
-    </w:lvlOverride>
-    <w:lvlOverride w:ilvl="7">
-      <w:startOverride w:val="81"/>
-    </w:lvlOverride>
-    <w:lvlOverride w:ilvl="8">
-      <w:startOverride w:val="81"/>
-    </w:lvlOverride>
-  </w:num>
-  <w:num w:numId="1005">
-    <w:abstractNumId w:val="9941106"/>
-    <w:lvlOverride w:ilvl="0">
-      <w:startOverride w:val="106"/>
-    </w:lvlOverride>
-    <w:lvlOverride w:ilvl="1">
-      <w:startOverride w:val="106"/>
-    </w:lvlOverride>
-    <w:lvlOverride w:ilvl="2">
-      <w:startOverride w:val="106"/>
-    </w:lvlOverride>
-    <w:lvlOverride w:ilvl="3">
-      <w:startOverride w:val="106"/>
-    </w:lvlOverride>
-    <w:lvlOverride w:ilvl="4">
-      <w:startOverride w:val="106"/>
-    </w:lvlOverride>
-    <w:lvlOverride w:ilvl="5">
-      <w:startOverride w:val="106"/>
-    </w:lvlOverride>
-    <w:lvlOverride w:ilvl="6">
-      <w:startOverride w:val="106"/>
-    </w:lvlOverride>
-    <w:lvlOverride w:ilvl="7">
-      <w:startOverride w:val="106"/>
-    </w:lvlOverride>
-    <w:lvlOverride w:ilvl="8">
-      <w:startOverride w:val="106"/>
-    </w:lvlOverride>
   </w:num>
 </w:numbering>
 </file>
